--- a/docs/tables/auc3/sec8_lm_d365_c30_surv.docx
+++ b/docs/tables/auc3/sec8_lm_d365_c30_surv.docx
@@ -20,11 +20,11 @@
         <w:gridCol w:w="2869"/>
         <w:gridCol w:w="655"/>
         <w:gridCol w:w="912"/>
-        <w:gridCol w:w="1536"/>
+        <w:gridCol w:w="1463"/>
         <w:gridCol w:w="1181"/>
         <w:gridCol w:w="655"/>
         <w:gridCol w:w="912"/>
-        <w:gridCol w:w="1536"/>
+        <w:gridCol w:w="1463"/>
         <w:gridCol w:w="1181"/>
       </w:tblGrid>
       <w:tr>
@@ -2043,113 +2043,113 @@
                 <w:szCs w:val="22"/>
                 <w:color w:val="000000"/>
               </w:rPr>
-              <w:t xml:space="preserve">4.0</w:t>
-            </w:r>
-          </w:p>
-        </w:tc>
-        <w:tc>
-          <w:tcPr>
-            <w:tcBorders>
-              <w:bottom w:val="none" w:sz="0" w:space="0" w:color="000000"/>
-              <w:top w:val="none" w:sz="0" w:space="0" w:color="000000"/>
-              <w:left w:val="none" w:sz="0" w:space="0" w:color="000000"/>
-              <w:right w:val="none" w:sz="0" w:space="0" w:color="000000"/>
-            </w:tcBorders>
-            <w:shd w:val="clear" w:color="auto" w:fill="FFFFFF"/>
-            <w:tcMar>
-              <w:top w:w="0" w:type="dxa"/>
-              <w:bottom w:w="0" w:type="dxa"/>
-              <w:left w:w="0" w:type="dxa"/>
-              <w:right w:w="0" w:type="dxa"/>
-            </w:tcMar>
-            <w:vAlign w:val="top"/>
-          </w:tcPr>
-          <w:p>
-            <w:pPr>
-              <w:pStyle w:val="Normal"/>
-              <w:jc w:val="center"/>
-              <w:pBdr>
-                <w:bottom w:val="none" w:sz="0" w:space="0" w:color="000000"/>
-                <w:top w:val="none" w:sz="0" w:space="0" w:color="000000"/>
-                <w:left w:val="none" w:sz="0" w:space="0" w:color="000000"/>
-                <w:right w:val="none" w:sz="0" w:space="0" w:color="000000"/>
-              </w:pBdr>
-              <w:spacing w:after="100" w:before="100" w:line="240"/>
-              <w:ind w:left="100" w:right="100" w:firstLine="0" w:firstLineChars="0"/>
-              <w:rPr>
-                <w:rFonts w:ascii="Helvetica" w:hAnsi="Helvetica" w:eastAsia="Helvetica" w:cs="Helvetica"/>
-                <w:i w:val="false"/>
-                <w:b w:val="false"/>
-                <w:u w:val="none"/>
-                <w:sz w:val="22"/>
-                <w:szCs w:val="22"/>
-                <w:color w:val="000000"/>
-              </w:rPr>
-            </w:pPr>
-            <w:r>
-              <w:rPr>
-                <w:rFonts w:ascii="Helvetica" w:hAnsi="Helvetica" w:eastAsia="Helvetica" w:cs="Helvetica"/>
-                <w:i w:val="false"/>
-                <w:b w:val="false"/>
-                <w:u w:val="none"/>
-                <w:sz w:val="22"/>
-                <w:szCs w:val="22"/>
-                <w:color w:val="000000"/>
-              </w:rPr>
-              <w:t xml:space="preserve">-6.1, 14</w:t>
-            </w:r>
-          </w:p>
-        </w:tc>
-        <w:tc>
-          <w:tcPr>
-            <w:tcBorders>
-              <w:bottom w:val="none" w:sz="0" w:space="0" w:color="000000"/>
-              <w:top w:val="none" w:sz="0" w:space="0" w:color="000000"/>
-              <w:left w:val="none" w:sz="0" w:space="0" w:color="000000"/>
-              <w:right w:val="none" w:sz="0" w:space="0" w:color="000000"/>
-            </w:tcBorders>
-            <w:shd w:val="clear" w:color="auto" w:fill="FFFFFF"/>
-            <w:tcMar>
-              <w:top w:w="0" w:type="dxa"/>
-              <w:bottom w:w="0" w:type="dxa"/>
-              <w:left w:w="0" w:type="dxa"/>
-              <w:right w:w="0" w:type="dxa"/>
-            </w:tcMar>
-            <w:vAlign w:val="top"/>
-          </w:tcPr>
-          <w:p>
-            <w:pPr>
-              <w:pStyle w:val="Normal"/>
-              <w:jc w:val="center"/>
-              <w:pBdr>
-                <w:bottom w:val="none" w:sz="0" w:space="0" w:color="000000"/>
-                <w:top w:val="none" w:sz="0" w:space="0" w:color="000000"/>
-                <w:left w:val="none" w:sz="0" w:space="0" w:color="000000"/>
-                <w:right w:val="none" w:sz="0" w:space="0" w:color="000000"/>
-              </w:pBdr>
-              <w:spacing w:after="100" w:before="100" w:line="240"/>
-              <w:ind w:left="100" w:right="100" w:firstLine="0" w:firstLineChars="0"/>
-              <w:rPr>
-                <w:rFonts w:ascii="Helvetica" w:hAnsi="Helvetica" w:eastAsia="Helvetica" w:cs="Helvetica"/>
-                <w:i w:val="false"/>
-                <w:b w:val="false"/>
-                <w:u w:val="none"/>
-                <w:sz w:val="22"/>
-                <w:szCs w:val="22"/>
-                <w:color w:val="000000"/>
-              </w:rPr>
-            </w:pPr>
-            <w:r>
-              <w:rPr>
-                <w:rFonts w:ascii="Helvetica" w:hAnsi="Helvetica" w:eastAsia="Helvetica" w:cs="Helvetica"/>
-                <w:i w:val="false"/>
-                <w:b w:val="false"/>
-                <w:u w:val="none"/>
-                <w:sz w:val="22"/>
-                <w:szCs w:val="22"/>
-                <w:color w:val="000000"/>
-              </w:rPr>
-              <w:t xml:space="preserve">0.430</w:t>
+              <w:t xml:space="preserve">1.0</w:t>
+            </w:r>
+          </w:p>
+        </w:tc>
+        <w:tc>
+          <w:tcPr>
+            <w:tcBorders>
+              <w:bottom w:val="none" w:sz="0" w:space="0" w:color="000000"/>
+              <w:top w:val="none" w:sz="0" w:space="0" w:color="000000"/>
+              <w:left w:val="none" w:sz="0" w:space="0" w:color="000000"/>
+              <w:right w:val="none" w:sz="0" w:space="0" w:color="000000"/>
+            </w:tcBorders>
+            <w:shd w:val="clear" w:color="auto" w:fill="FFFFFF"/>
+            <w:tcMar>
+              <w:top w:w="0" w:type="dxa"/>
+              <w:bottom w:w="0" w:type="dxa"/>
+              <w:left w:w="0" w:type="dxa"/>
+              <w:right w:w="0" w:type="dxa"/>
+            </w:tcMar>
+            <w:vAlign w:val="top"/>
+          </w:tcPr>
+          <w:p>
+            <w:pPr>
+              <w:pStyle w:val="Normal"/>
+              <w:jc w:val="center"/>
+              <w:pBdr>
+                <w:bottom w:val="none" w:sz="0" w:space="0" w:color="000000"/>
+                <w:top w:val="none" w:sz="0" w:space="0" w:color="000000"/>
+                <w:left w:val="none" w:sz="0" w:space="0" w:color="000000"/>
+                <w:right w:val="none" w:sz="0" w:space="0" w:color="000000"/>
+              </w:pBdr>
+              <w:spacing w:after="100" w:before="100" w:line="240"/>
+              <w:ind w:left="100" w:right="100" w:firstLine="0" w:firstLineChars="0"/>
+              <w:rPr>
+                <w:rFonts w:ascii="Helvetica" w:hAnsi="Helvetica" w:eastAsia="Helvetica" w:cs="Helvetica"/>
+                <w:i w:val="false"/>
+                <w:b w:val="false"/>
+                <w:u w:val="none"/>
+                <w:sz w:val="22"/>
+                <w:szCs w:val="22"/>
+                <w:color w:val="000000"/>
+              </w:rPr>
+            </w:pPr>
+            <w:r>
+              <w:rPr>
+                <w:rFonts w:ascii="Helvetica" w:hAnsi="Helvetica" w:eastAsia="Helvetica" w:cs="Helvetica"/>
+                <w:i w:val="false"/>
+                <w:b w:val="false"/>
+                <w:u w:val="none"/>
+                <w:sz w:val="22"/>
+                <w:szCs w:val="22"/>
+                <w:color w:val="000000"/>
+              </w:rPr>
+              <w:t xml:space="preserve">-10, 12</w:t>
+            </w:r>
+          </w:p>
+        </w:tc>
+        <w:tc>
+          <w:tcPr>
+            <w:tcBorders>
+              <w:bottom w:val="none" w:sz="0" w:space="0" w:color="000000"/>
+              <w:top w:val="none" w:sz="0" w:space="0" w:color="000000"/>
+              <w:left w:val="none" w:sz="0" w:space="0" w:color="000000"/>
+              <w:right w:val="none" w:sz="0" w:space="0" w:color="000000"/>
+            </w:tcBorders>
+            <w:shd w:val="clear" w:color="auto" w:fill="FFFFFF"/>
+            <w:tcMar>
+              <w:top w:w="0" w:type="dxa"/>
+              <w:bottom w:w="0" w:type="dxa"/>
+              <w:left w:w="0" w:type="dxa"/>
+              <w:right w:w="0" w:type="dxa"/>
+            </w:tcMar>
+            <w:vAlign w:val="top"/>
+          </w:tcPr>
+          <w:p>
+            <w:pPr>
+              <w:pStyle w:val="Normal"/>
+              <w:jc w:val="center"/>
+              <w:pBdr>
+                <w:bottom w:val="none" w:sz="0" w:space="0" w:color="000000"/>
+                <w:top w:val="none" w:sz="0" w:space="0" w:color="000000"/>
+                <w:left w:val="none" w:sz="0" w:space="0" w:color="000000"/>
+                <w:right w:val="none" w:sz="0" w:space="0" w:color="000000"/>
+              </w:pBdr>
+              <w:spacing w:after="100" w:before="100" w:line="240"/>
+              <w:ind w:left="100" w:right="100" w:firstLine="0" w:firstLineChars="0"/>
+              <w:rPr>
+                <w:rFonts w:ascii="Helvetica" w:hAnsi="Helvetica" w:eastAsia="Helvetica" w:cs="Helvetica"/>
+                <w:i w:val="false"/>
+                <w:b w:val="false"/>
+                <w:u w:val="none"/>
+                <w:sz w:val="22"/>
+                <w:szCs w:val="22"/>
+                <w:color w:val="000000"/>
+              </w:rPr>
+            </w:pPr>
+            <w:r>
+              <w:rPr>
+                <w:rFonts w:ascii="Helvetica" w:hAnsi="Helvetica" w:eastAsia="Helvetica" w:cs="Helvetica"/>
+                <w:i w:val="false"/>
+                <w:b w:val="false"/>
+                <w:u w:val="none"/>
+                <w:sz w:val="22"/>
+                <w:szCs w:val="22"/>
+                <w:color w:val="000000"/>
+              </w:rPr>
+              <w:t xml:space="preserve">0.853</w:t>
             </w:r>
           </w:p>
         </w:tc>
@@ -2526,113 +2526,113 @@
                 <w:szCs w:val="22"/>
                 <w:color w:val="000000"/>
               </w:rPr>
-              <w:t xml:space="preserve">-0.27</w:t>
-            </w:r>
-          </w:p>
-        </w:tc>
-        <w:tc>
-          <w:tcPr>
-            <w:tcBorders>
-              <w:bottom w:val="none" w:sz="0" w:space="0" w:color="000000"/>
-              <w:top w:val="none" w:sz="0" w:space="0" w:color="000000"/>
-              <w:left w:val="none" w:sz="0" w:space="0" w:color="000000"/>
-              <w:right w:val="none" w:sz="0" w:space="0" w:color="000000"/>
-            </w:tcBorders>
-            <w:shd w:val="clear" w:color="auto" w:fill="FFFFFF"/>
-            <w:tcMar>
-              <w:top w:w="0" w:type="dxa"/>
-              <w:bottom w:w="0" w:type="dxa"/>
-              <w:left w:w="0" w:type="dxa"/>
-              <w:right w:w="0" w:type="dxa"/>
-            </w:tcMar>
-            <w:vAlign w:val="top"/>
-          </w:tcPr>
-          <w:p>
-            <w:pPr>
-              <w:pStyle w:val="Normal"/>
-              <w:jc w:val="center"/>
-              <w:pBdr>
-                <w:bottom w:val="none" w:sz="0" w:space="0" w:color="000000"/>
-                <w:top w:val="none" w:sz="0" w:space="0" w:color="000000"/>
-                <w:left w:val="none" w:sz="0" w:space="0" w:color="000000"/>
-                <w:right w:val="none" w:sz="0" w:space="0" w:color="000000"/>
-              </w:pBdr>
-              <w:spacing w:after="100" w:before="100" w:line="240"/>
-              <w:ind w:left="100" w:right="100" w:firstLine="0" w:firstLineChars="0"/>
-              <w:rPr>
-                <w:rFonts w:ascii="Helvetica" w:hAnsi="Helvetica" w:eastAsia="Helvetica" w:cs="Helvetica"/>
-                <w:i w:val="false"/>
-                <w:b w:val="false"/>
-                <w:u w:val="none"/>
-                <w:sz w:val="22"/>
-                <w:szCs w:val="22"/>
-                <w:color w:val="000000"/>
-              </w:rPr>
-            </w:pPr>
-            <w:r>
-              <w:rPr>
-                <w:rFonts w:ascii="Helvetica" w:hAnsi="Helvetica" w:eastAsia="Helvetica" w:cs="Helvetica"/>
-                <w:i w:val="false"/>
-                <w:b w:val="false"/>
-                <w:u w:val="none"/>
-                <w:sz w:val="22"/>
-                <w:szCs w:val="22"/>
-                <w:color w:val="000000"/>
-              </w:rPr>
-              <w:t xml:space="preserve">-0.62, 0.08</w:t>
-            </w:r>
-          </w:p>
-        </w:tc>
-        <w:tc>
-          <w:tcPr>
-            <w:tcBorders>
-              <w:bottom w:val="none" w:sz="0" w:space="0" w:color="000000"/>
-              <w:top w:val="none" w:sz="0" w:space="0" w:color="000000"/>
-              <w:left w:val="none" w:sz="0" w:space="0" w:color="000000"/>
-              <w:right w:val="none" w:sz="0" w:space="0" w:color="000000"/>
-            </w:tcBorders>
-            <w:shd w:val="clear" w:color="auto" w:fill="FFFFFF"/>
-            <w:tcMar>
-              <w:top w:w="0" w:type="dxa"/>
-              <w:bottom w:w="0" w:type="dxa"/>
-              <w:left w:w="0" w:type="dxa"/>
-              <w:right w:w="0" w:type="dxa"/>
-            </w:tcMar>
-            <w:vAlign w:val="top"/>
-          </w:tcPr>
-          <w:p>
-            <w:pPr>
-              <w:pStyle w:val="Normal"/>
-              <w:jc w:val="center"/>
-              <w:pBdr>
-                <w:bottom w:val="none" w:sz="0" w:space="0" w:color="000000"/>
-                <w:top w:val="none" w:sz="0" w:space="0" w:color="000000"/>
-                <w:left w:val="none" w:sz="0" w:space="0" w:color="000000"/>
-                <w:right w:val="none" w:sz="0" w:space="0" w:color="000000"/>
-              </w:pBdr>
-              <w:spacing w:after="100" w:before="100" w:line="240"/>
-              <w:ind w:left="100" w:right="100" w:firstLine="0" w:firstLineChars="0"/>
-              <w:rPr>
-                <w:rFonts w:ascii="Helvetica" w:hAnsi="Helvetica" w:eastAsia="Helvetica" w:cs="Helvetica"/>
-                <w:i w:val="false"/>
-                <w:b w:val="false"/>
-                <w:u w:val="none"/>
-                <w:sz w:val="22"/>
-                <w:szCs w:val="22"/>
-                <w:color w:val="000000"/>
-              </w:rPr>
-            </w:pPr>
-            <w:r>
-              <w:rPr>
-                <w:rFonts w:ascii="Helvetica" w:hAnsi="Helvetica" w:eastAsia="Helvetica" w:cs="Helvetica"/>
-                <w:i w:val="false"/>
-                <w:b w:val="false"/>
-                <w:u w:val="none"/>
-                <w:sz w:val="22"/>
-                <w:szCs w:val="22"/>
-                <w:color w:val="000000"/>
-              </w:rPr>
-              <w:t xml:space="preserve">0.128</w:t>
+              <w:t xml:space="preserve">-0.21</w:t>
+            </w:r>
+          </w:p>
+        </w:tc>
+        <w:tc>
+          <w:tcPr>
+            <w:tcBorders>
+              <w:bottom w:val="none" w:sz="0" w:space="0" w:color="000000"/>
+              <w:top w:val="none" w:sz="0" w:space="0" w:color="000000"/>
+              <w:left w:val="none" w:sz="0" w:space="0" w:color="000000"/>
+              <w:right w:val="none" w:sz="0" w:space="0" w:color="000000"/>
+            </w:tcBorders>
+            <w:shd w:val="clear" w:color="auto" w:fill="FFFFFF"/>
+            <w:tcMar>
+              <w:top w:w="0" w:type="dxa"/>
+              <w:bottom w:w="0" w:type="dxa"/>
+              <w:left w:w="0" w:type="dxa"/>
+              <w:right w:w="0" w:type="dxa"/>
+            </w:tcMar>
+            <w:vAlign w:val="top"/>
+          </w:tcPr>
+          <w:p>
+            <w:pPr>
+              <w:pStyle w:val="Normal"/>
+              <w:jc w:val="center"/>
+              <w:pBdr>
+                <w:bottom w:val="none" w:sz="0" w:space="0" w:color="000000"/>
+                <w:top w:val="none" w:sz="0" w:space="0" w:color="000000"/>
+                <w:left w:val="none" w:sz="0" w:space="0" w:color="000000"/>
+                <w:right w:val="none" w:sz="0" w:space="0" w:color="000000"/>
+              </w:pBdr>
+              <w:spacing w:after="100" w:before="100" w:line="240"/>
+              <w:ind w:left="100" w:right="100" w:firstLine="0" w:firstLineChars="0"/>
+              <w:rPr>
+                <w:rFonts w:ascii="Helvetica" w:hAnsi="Helvetica" w:eastAsia="Helvetica" w:cs="Helvetica"/>
+                <w:i w:val="false"/>
+                <w:b w:val="false"/>
+                <w:u w:val="none"/>
+                <w:sz w:val="22"/>
+                <w:szCs w:val="22"/>
+                <w:color w:val="000000"/>
+              </w:rPr>
+            </w:pPr>
+            <w:r>
+              <w:rPr>
+                <w:rFonts w:ascii="Helvetica" w:hAnsi="Helvetica" w:eastAsia="Helvetica" w:cs="Helvetica"/>
+                <w:i w:val="false"/>
+                <w:b w:val="false"/>
+                <w:u w:val="none"/>
+                <w:sz w:val="22"/>
+                <w:szCs w:val="22"/>
+                <w:color w:val="000000"/>
+              </w:rPr>
+              <w:t xml:space="preserve">-0.55, 0.13</w:t>
+            </w:r>
+          </w:p>
+        </w:tc>
+        <w:tc>
+          <w:tcPr>
+            <w:tcBorders>
+              <w:bottom w:val="none" w:sz="0" w:space="0" w:color="000000"/>
+              <w:top w:val="none" w:sz="0" w:space="0" w:color="000000"/>
+              <w:left w:val="none" w:sz="0" w:space="0" w:color="000000"/>
+              <w:right w:val="none" w:sz="0" w:space="0" w:color="000000"/>
+            </w:tcBorders>
+            <w:shd w:val="clear" w:color="auto" w:fill="FFFFFF"/>
+            <w:tcMar>
+              <w:top w:w="0" w:type="dxa"/>
+              <w:bottom w:w="0" w:type="dxa"/>
+              <w:left w:w="0" w:type="dxa"/>
+              <w:right w:w="0" w:type="dxa"/>
+            </w:tcMar>
+            <w:vAlign w:val="top"/>
+          </w:tcPr>
+          <w:p>
+            <w:pPr>
+              <w:pStyle w:val="Normal"/>
+              <w:jc w:val="center"/>
+              <w:pBdr>
+                <w:bottom w:val="none" w:sz="0" w:space="0" w:color="000000"/>
+                <w:top w:val="none" w:sz="0" w:space="0" w:color="000000"/>
+                <w:left w:val="none" w:sz="0" w:space="0" w:color="000000"/>
+                <w:right w:val="none" w:sz="0" w:space="0" w:color="000000"/>
+              </w:pBdr>
+              <w:spacing w:after="100" w:before="100" w:line="240"/>
+              <w:ind w:left="100" w:right="100" w:firstLine="0" w:firstLineChars="0"/>
+              <w:rPr>
+                <w:rFonts w:ascii="Helvetica" w:hAnsi="Helvetica" w:eastAsia="Helvetica" w:cs="Helvetica"/>
+                <w:i w:val="false"/>
+                <w:b w:val="false"/>
+                <w:u w:val="none"/>
+                <w:sz w:val="22"/>
+                <w:szCs w:val="22"/>
+                <w:color w:val="000000"/>
+              </w:rPr>
+            </w:pPr>
+            <w:r>
+              <w:rPr>
+                <w:rFonts w:ascii="Helvetica" w:hAnsi="Helvetica" w:eastAsia="Helvetica" w:cs="Helvetica"/>
+                <w:i w:val="false"/>
+                <w:b w:val="false"/>
+                <w:u w:val="none"/>
+                <w:sz w:val="22"/>
+                <w:szCs w:val="22"/>
+                <w:color w:val="000000"/>
+              </w:rPr>
+              <w:t xml:space="preserve">0.226</w:t>
             </w:r>
           </w:p>
         </w:tc>
@@ -3975,113 +3975,113 @@
                 <w:szCs w:val="22"/>
                 <w:color w:val="000000"/>
               </w:rPr>
-              <w:t xml:space="preserve">-11</w:t>
-            </w:r>
-          </w:p>
-        </w:tc>
-        <w:tc>
-          <w:tcPr>
-            <w:tcBorders>
-              <w:bottom w:val="none" w:sz="0" w:space="0" w:color="000000"/>
-              <w:top w:val="none" w:sz="0" w:space="0" w:color="000000"/>
-              <w:left w:val="none" w:sz="0" w:space="0" w:color="000000"/>
-              <w:right w:val="none" w:sz="0" w:space="0" w:color="000000"/>
-            </w:tcBorders>
-            <w:shd w:val="clear" w:color="auto" w:fill="FFFFFF"/>
-            <w:tcMar>
-              <w:top w:w="0" w:type="dxa"/>
-              <w:bottom w:w="0" w:type="dxa"/>
-              <w:left w:w="0" w:type="dxa"/>
-              <w:right w:w="0" w:type="dxa"/>
-            </w:tcMar>
-            <w:vAlign w:val="top"/>
-          </w:tcPr>
-          <w:p>
-            <w:pPr>
-              <w:pStyle w:val="Normal"/>
-              <w:jc w:val="center"/>
-              <w:pBdr>
-                <w:bottom w:val="none" w:sz="0" w:space="0" w:color="000000"/>
-                <w:top w:val="none" w:sz="0" w:space="0" w:color="000000"/>
-                <w:left w:val="none" w:sz="0" w:space="0" w:color="000000"/>
-                <w:right w:val="none" w:sz="0" w:space="0" w:color="000000"/>
-              </w:pBdr>
-              <w:spacing w:after="100" w:before="100" w:line="240"/>
-              <w:ind w:left="100" w:right="100" w:firstLine="0" w:firstLineChars="0"/>
-              <w:rPr>
-                <w:rFonts w:ascii="Helvetica" w:hAnsi="Helvetica" w:eastAsia="Helvetica" w:cs="Helvetica"/>
-                <w:i w:val="false"/>
-                <w:b w:val="false"/>
-                <w:u w:val="none"/>
-                <w:sz w:val="22"/>
-                <w:szCs w:val="22"/>
-                <w:color w:val="000000"/>
-              </w:rPr>
-            </w:pPr>
-            <w:r>
-              <w:rPr>
-                <w:rFonts w:ascii="Helvetica" w:hAnsi="Helvetica" w:eastAsia="Helvetica" w:cs="Helvetica"/>
-                <w:i w:val="false"/>
-                <w:b w:val="false"/>
-                <w:u w:val="none"/>
-                <w:sz w:val="22"/>
-                <w:szCs w:val="22"/>
-                <w:color w:val="000000"/>
-              </w:rPr>
-              <w:t xml:space="preserve">-30, 8.8</w:t>
-            </w:r>
-          </w:p>
-        </w:tc>
-        <w:tc>
-          <w:tcPr>
-            <w:tcBorders>
-              <w:bottom w:val="none" w:sz="0" w:space="0" w:color="000000"/>
-              <w:top w:val="none" w:sz="0" w:space="0" w:color="000000"/>
-              <w:left w:val="none" w:sz="0" w:space="0" w:color="000000"/>
-              <w:right w:val="none" w:sz="0" w:space="0" w:color="000000"/>
-            </w:tcBorders>
-            <w:shd w:val="clear" w:color="auto" w:fill="FFFFFF"/>
-            <w:tcMar>
-              <w:top w:w="0" w:type="dxa"/>
-              <w:bottom w:w="0" w:type="dxa"/>
-              <w:left w:w="0" w:type="dxa"/>
-              <w:right w:w="0" w:type="dxa"/>
-            </w:tcMar>
-            <w:vAlign w:val="top"/>
-          </w:tcPr>
-          <w:p>
-            <w:pPr>
-              <w:pStyle w:val="Normal"/>
-              <w:jc w:val="center"/>
-              <w:pBdr>
-                <w:bottom w:val="none" w:sz="0" w:space="0" w:color="000000"/>
-                <w:top w:val="none" w:sz="0" w:space="0" w:color="000000"/>
-                <w:left w:val="none" w:sz="0" w:space="0" w:color="000000"/>
-                <w:right w:val="none" w:sz="0" w:space="0" w:color="000000"/>
-              </w:pBdr>
-              <w:spacing w:after="100" w:before="100" w:line="240"/>
-              <w:ind w:left="100" w:right="100" w:firstLine="0" w:firstLineChars="0"/>
-              <w:rPr>
-                <w:rFonts w:ascii="Helvetica" w:hAnsi="Helvetica" w:eastAsia="Helvetica" w:cs="Helvetica"/>
-                <w:i w:val="false"/>
-                <w:b w:val="false"/>
-                <w:u w:val="none"/>
-                <w:sz w:val="22"/>
-                <w:szCs w:val="22"/>
-                <w:color w:val="000000"/>
-              </w:rPr>
-            </w:pPr>
-            <w:r>
-              <w:rPr>
-                <w:rFonts w:ascii="Helvetica" w:hAnsi="Helvetica" w:eastAsia="Helvetica" w:cs="Helvetica"/>
-                <w:i w:val="false"/>
-                <w:b w:val="false"/>
-                <w:u w:val="none"/>
-                <w:sz w:val="22"/>
-                <w:szCs w:val="22"/>
-                <w:color w:val="000000"/>
-              </w:rPr>
-              <w:t xml:space="preserve">0.275</w:t>
+              <w:t xml:space="preserve">-14</w:t>
+            </w:r>
+          </w:p>
+        </w:tc>
+        <w:tc>
+          <w:tcPr>
+            <w:tcBorders>
+              <w:bottom w:val="none" w:sz="0" w:space="0" w:color="000000"/>
+              <w:top w:val="none" w:sz="0" w:space="0" w:color="000000"/>
+              <w:left w:val="none" w:sz="0" w:space="0" w:color="000000"/>
+              <w:right w:val="none" w:sz="0" w:space="0" w:color="000000"/>
+            </w:tcBorders>
+            <w:shd w:val="clear" w:color="auto" w:fill="FFFFFF"/>
+            <w:tcMar>
+              <w:top w:w="0" w:type="dxa"/>
+              <w:bottom w:w="0" w:type="dxa"/>
+              <w:left w:w="0" w:type="dxa"/>
+              <w:right w:w="0" w:type="dxa"/>
+            </w:tcMar>
+            <w:vAlign w:val="top"/>
+          </w:tcPr>
+          <w:p>
+            <w:pPr>
+              <w:pStyle w:val="Normal"/>
+              <w:jc w:val="center"/>
+              <w:pBdr>
+                <w:bottom w:val="none" w:sz="0" w:space="0" w:color="000000"/>
+                <w:top w:val="none" w:sz="0" w:space="0" w:color="000000"/>
+                <w:left w:val="none" w:sz="0" w:space="0" w:color="000000"/>
+                <w:right w:val="none" w:sz="0" w:space="0" w:color="000000"/>
+              </w:pBdr>
+              <w:spacing w:after="100" w:before="100" w:line="240"/>
+              <w:ind w:left="100" w:right="100" w:firstLine="0" w:firstLineChars="0"/>
+              <w:rPr>
+                <w:rFonts w:ascii="Helvetica" w:hAnsi="Helvetica" w:eastAsia="Helvetica" w:cs="Helvetica"/>
+                <w:i w:val="false"/>
+                <w:b w:val="false"/>
+                <w:u w:val="none"/>
+                <w:sz w:val="22"/>
+                <w:szCs w:val="22"/>
+                <w:color w:val="000000"/>
+              </w:rPr>
+            </w:pPr>
+            <w:r>
+              <w:rPr>
+                <w:rFonts w:ascii="Helvetica" w:hAnsi="Helvetica" w:eastAsia="Helvetica" w:cs="Helvetica"/>
+                <w:i w:val="false"/>
+                <w:b w:val="false"/>
+                <w:u w:val="none"/>
+                <w:sz w:val="22"/>
+                <w:szCs w:val="22"/>
+                <w:color w:val="000000"/>
+              </w:rPr>
+              <w:t xml:space="preserve">-33, 5.6</w:t>
+            </w:r>
+          </w:p>
+        </w:tc>
+        <w:tc>
+          <w:tcPr>
+            <w:tcBorders>
+              <w:bottom w:val="none" w:sz="0" w:space="0" w:color="000000"/>
+              <w:top w:val="none" w:sz="0" w:space="0" w:color="000000"/>
+              <w:left w:val="none" w:sz="0" w:space="0" w:color="000000"/>
+              <w:right w:val="none" w:sz="0" w:space="0" w:color="000000"/>
+            </w:tcBorders>
+            <w:shd w:val="clear" w:color="auto" w:fill="FFFFFF"/>
+            <w:tcMar>
+              <w:top w:w="0" w:type="dxa"/>
+              <w:bottom w:w="0" w:type="dxa"/>
+              <w:left w:w="0" w:type="dxa"/>
+              <w:right w:w="0" w:type="dxa"/>
+            </w:tcMar>
+            <w:vAlign w:val="top"/>
+          </w:tcPr>
+          <w:p>
+            <w:pPr>
+              <w:pStyle w:val="Normal"/>
+              <w:jc w:val="center"/>
+              <w:pBdr>
+                <w:bottom w:val="none" w:sz="0" w:space="0" w:color="000000"/>
+                <w:top w:val="none" w:sz="0" w:space="0" w:color="000000"/>
+                <w:left w:val="none" w:sz="0" w:space="0" w:color="000000"/>
+                <w:right w:val="none" w:sz="0" w:space="0" w:color="000000"/>
+              </w:pBdr>
+              <w:spacing w:after="100" w:before="100" w:line="240"/>
+              <w:ind w:left="100" w:right="100" w:firstLine="0" w:firstLineChars="0"/>
+              <w:rPr>
+                <w:rFonts w:ascii="Helvetica" w:hAnsi="Helvetica" w:eastAsia="Helvetica" w:cs="Helvetica"/>
+                <w:i w:val="false"/>
+                <w:b w:val="false"/>
+                <w:u w:val="none"/>
+                <w:sz w:val="22"/>
+                <w:szCs w:val="22"/>
+                <w:color w:val="000000"/>
+              </w:rPr>
+            </w:pPr>
+            <w:r>
+              <w:rPr>
+                <w:rFonts w:ascii="Helvetica" w:hAnsi="Helvetica" w:eastAsia="Helvetica" w:cs="Helvetica"/>
+                <w:i w:val="false"/>
+                <w:b w:val="false"/>
+                <w:u w:val="none"/>
+                <w:sz w:val="22"/>
+                <w:szCs w:val="22"/>
+                <w:color w:val="000000"/>
+              </w:rPr>
+              <w:t xml:space="preserve">0.160</w:t>
             </w:r>
           </w:p>
         </w:tc>
@@ -4458,7 +4458,7 @@
                 <w:szCs w:val="22"/>
                 <w:color w:val="000000"/>
               </w:rPr>
-              <w:t xml:space="preserve">0.80</w:t>
+              <w:t xml:space="preserve">0.81</w:t>
             </w:r>
           </w:p>
         </w:tc>
@@ -4564,7 +4564,7 @@
                 <w:szCs w:val="22"/>
                 <w:color w:val="000000"/>
               </w:rPr>
-              <w:t xml:space="preserve">0.220</w:t>
+              <w:t xml:space="preserve">0.218</w:t>
             </w:r>
           </w:p>
         </w:tc>
@@ -5537,7 +5537,7 @@
       </w:tr>
       <w:tr>
         <w:trPr>
-          <w:trHeight w:val="597" w:hRule="auto"/>
+          <w:trHeight w:val="598" w:hRule="auto"/>
         </w:trPr>
         body11
         <w:tc>
@@ -5907,113 +5907,113 @@
                 <w:szCs w:val="22"/>
                 <w:color w:val="000000"/>
               </w:rPr>
-              <w:t xml:space="preserve">-1.9</w:t>
-            </w:r>
-          </w:p>
-        </w:tc>
-        <w:tc>
-          <w:tcPr>
-            <w:tcBorders>
-              <w:bottom w:val="none" w:sz="0" w:space="0" w:color="000000"/>
-              <w:top w:val="none" w:sz="0" w:space="0" w:color="000000"/>
-              <w:left w:val="none" w:sz="0" w:space="0" w:color="000000"/>
-              <w:right w:val="none" w:sz="0" w:space="0" w:color="000000"/>
-            </w:tcBorders>
-            <w:shd w:val="clear" w:color="auto" w:fill="FFFFFF"/>
-            <w:tcMar>
-              <w:top w:w="0" w:type="dxa"/>
-              <w:bottom w:w="0" w:type="dxa"/>
-              <w:left w:w="0" w:type="dxa"/>
-              <w:right w:w="0" w:type="dxa"/>
-            </w:tcMar>
-            <w:vAlign w:val="top"/>
-          </w:tcPr>
-          <w:p>
-            <w:pPr>
-              <w:pStyle w:val="Normal"/>
-              <w:jc w:val="center"/>
-              <w:pBdr>
-                <w:bottom w:val="none" w:sz="0" w:space="0" w:color="000000"/>
-                <w:top w:val="none" w:sz="0" w:space="0" w:color="000000"/>
-                <w:left w:val="none" w:sz="0" w:space="0" w:color="000000"/>
-                <w:right w:val="none" w:sz="0" w:space="0" w:color="000000"/>
-              </w:pBdr>
-              <w:spacing w:after="100" w:before="100" w:line="240"/>
-              <w:ind w:left="100" w:right="100" w:firstLine="0" w:firstLineChars="0"/>
-              <w:rPr>
-                <w:rFonts w:ascii="Helvetica" w:hAnsi="Helvetica" w:eastAsia="Helvetica" w:cs="Helvetica"/>
-                <w:i w:val="false"/>
-                <w:b w:val="false"/>
-                <w:u w:val="none"/>
-                <w:sz w:val="22"/>
-                <w:szCs w:val="22"/>
-                <w:color w:val="000000"/>
-              </w:rPr>
-            </w:pPr>
-            <w:r>
-              <w:rPr>
-                <w:rFonts w:ascii="Helvetica" w:hAnsi="Helvetica" w:eastAsia="Helvetica" w:cs="Helvetica"/>
-                <w:i w:val="false"/>
-                <w:b w:val="false"/>
-                <w:u w:val="none"/>
-                <w:sz w:val="22"/>
-                <w:szCs w:val="22"/>
-                <w:color w:val="000000"/>
-              </w:rPr>
-              <w:t xml:space="preserve">-9.1, 5.3</w:t>
-            </w:r>
-          </w:p>
-        </w:tc>
-        <w:tc>
-          <w:tcPr>
-            <w:tcBorders>
-              <w:bottom w:val="none" w:sz="0" w:space="0" w:color="000000"/>
-              <w:top w:val="none" w:sz="0" w:space="0" w:color="000000"/>
-              <w:left w:val="none" w:sz="0" w:space="0" w:color="000000"/>
-              <w:right w:val="none" w:sz="0" w:space="0" w:color="000000"/>
-            </w:tcBorders>
-            <w:shd w:val="clear" w:color="auto" w:fill="FFFFFF"/>
-            <w:tcMar>
-              <w:top w:w="0" w:type="dxa"/>
-              <w:bottom w:w="0" w:type="dxa"/>
-              <w:left w:w="0" w:type="dxa"/>
-              <w:right w:w="0" w:type="dxa"/>
-            </w:tcMar>
-            <w:vAlign w:val="top"/>
-          </w:tcPr>
-          <w:p>
-            <w:pPr>
-              <w:pStyle w:val="Normal"/>
-              <w:jc w:val="center"/>
-              <w:pBdr>
-                <w:bottom w:val="none" w:sz="0" w:space="0" w:color="000000"/>
-                <w:top w:val="none" w:sz="0" w:space="0" w:color="000000"/>
-                <w:left w:val="none" w:sz="0" w:space="0" w:color="000000"/>
-                <w:right w:val="none" w:sz="0" w:space="0" w:color="000000"/>
-              </w:pBdr>
-              <w:spacing w:after="100" w:before="100" w:line="240"/>
-              <w:ind w:left="100" w:right="100" w:firstLine="0" w:firstLineChars="0"/>
-              <w:rPr>
-                <w:rFonts w:ascii="Helvetica" w:hAnsi="Helvetica" w:eastAsia="Helvetica" w:cs="Helvetica"/>
-                <w:i w:val="false"/>
-                <w:b w:val="false"/>
-                <w:u w:val="none"/>
-                <w:sz w:val="22"/>
-                <w:szCs w:val="22"/>
-                <w:color w:val="000000"/>
-              </w:rPr>
-            </w:pPr>
-            <w:r>
-              <w:rPr>
-                <w:rFonts w:ascii="Helvetica" w:hAnsi="Helvetica" w:eastAsia="Helvetica" w:cs="Helvetica"/>
-                <w:i w:val="false"/>
-                <w:b w:val="false"/>
-                <w:u w:val="none"/>
-                <w:sz w:val="22"/>
-                <w:szCs w:val="22"/>
-                <w:color w:val="000000"/>
-              </w:rPr>
-              <w:t xml:space="preserve">0.592</w:t>
+              <w:t xml:space="preserve">-2.1</w:t>
+            </w:r>
+          </w:p>
+        </w:tc>
+        <w:tc>
+          <w:tcPr>
+            <w:tcBorders>
+              <w:bottom w:val="none" w:sz="0" w:space="0" w:color="000000"/>
+              <w:top w:val="none" w:sz="0" w:space="0" w:color="000000"/>
+              <w:left w:val="none" w:sz="0" w:space="0" w:color="000000"/>
+              <w:right w:val="none" w:sz="0" w:space="0" w:color="000000"/>
+            </w:tcBorders>
+            <w:shd w:val="clear" w:color="auto" w:fill="FFFFFF"/>
+            <w:tcMar>
+              <w:top w:w="0" w:type="dxa"/>
+              <w:bottom w:w="0" w:type="dxa"/>
+              <w:left w:w="0" w:type="dxa"/>
+              <w:right w:w="0" w:type="dxa"/>
+            </w:tcMar>
+            <w:vAlign w:val="top"/>
+          </w:tcPr>
+          <w:p>
+            <w:pPr>
+              <w:pStyle w:val="Normal"/>
+              <w:jc w:val="center"/>
+              <w:pBdr>
+                <w:bottom w:val="none" w:sz="0" w:space="0" w:color="000000"/>
+                <w:top w:val="none" w:sz="0" w:space="0" w:color="000000"/>
+                <w:left w:val="none" w:sz="0" w:space="0" w:color="000000"/>
+                <w:right w:val="none" w:sz="0" w:space="0" w:color="000000"/>
+              </w:pBdr>
+              <w:spacing w:after="100" w:before="100" w:line="240"/>
+              <w:ind w:left="100" w:right="100" w:firstLine="0" w:firstLineChars="0"/>
+              <w:rPr>
+                <w:rFonts w:ascii="Helvetica" w:hAnsi="Helvetica" w:eastAsia="Helvetica" w:cs="Helvetica"/>
+                <w:i w:val="false"/>
+                <w:b w:val="false"/>
+                <w:u w:val="none"/>
+                <w:sz w:val="22"/>
+                <w:szCs w:val="22"/>
+                <w:color w:val="000000"/>
+              </w:rPr>
+            </w:pPr>
+            <w:r>
+              <w:rPr>
+                <w:rFonts w:ascii="Helvetica" w:hAnsi="Helvetica" w:eastAsia="Helvetica" w:cs="Helvetica"/>
+                <w:i w:val="false"/>
+                <w:b w:val="false"/>
+                <w:u w:val="none"/>
+                <w:sz w:val="22"/>
+                <w:szCs w:val="22"/>
+                <w:color w:val="000000"/>
+              </w:rPr>
+              <w:t xml:space="preserve">-9.4, 5.3</w:t>
+            </w:r>
+          </w:p>
+        </w:tc>
+        <w:tc>
+          <w:tcPr>
+            <w:tcBorders>
+              <w:bottom w:val="none" w:sz="0" w:space="0" w:color="000000"/>
+              <w:top w:val="none" w:sz="0" w:space="0" w:color="000000"/>
+              <w:left w:val="none" w:sz="0" w:space="0" w:color="000000"/>
+              <w:right w:val="none" w:sz="0" w:space="0" w:color="000000"/>
+            </w:tcBorders>
+            <w:shd w:val="clear" w:color="auto" w:fill="FFFFFF"/>
+            <w:tcMar>
+              <w:top w:w="0" w:type="dxa"/>
+              <w:bottom w:w="0" w:type="dxa"/>
+              <w:left w:w="0" w:type="dxa"/>
+              <w:right w:w="0" w:type="dxa"/>
+            </w:tcMar>
+            <w:vAlign w:val="top"/>
+          </w:tcPr>
+          <w:p>
+            <w:pPr>
+              <w:pStyle w:val="Normal"/>
+              <w:jc w:val="center"/>
+              <w:pBdr>
+                <w:bottom w:val="none" w:sz="0" w:space="0" w:color="000000"/>
+                <w:top w:val="none" w:sz="0" w:space="0" w:color="000000"/>
+                <w:left w:val="none" w:sz="0" w:space="0" w:color="000000"/>
+                <w:right w:val="none" w:sz="0" w:space="0" w:color="000000"/>
+              </w:pBdr>
+              <w:spacing w:after="100" w:before="100" w:line="240"/>
+              <w:ind w:left="100" w:right="100" w:firstLine="0" w:firstLineChars="0"/>
+              <w:rPr>
+                <w:rFonts w:ascii="Helvetica" w:hAnsi="Helvetica" w:eastAsia="Helvetica" w:cs="Helvetica"/>
+                <w:i w:val="false"/>
+                <w:b w:val="false"/>
+                <w:u w:val="none"/>
+                <w:sz w:val="22"/>
+                <w:szCs w:val="22"/>
+                <w:color w:val="000000"/>
+              </w:rPr>
+            </w:pPr>
+            <w:r>
+              <w:rPr>
+                <w:rFonts w:ascii="Helvetica" w:hAnsi="Helvetica" w:eastAsia="Helvetica" w:cs="Helvetica"/>
+                <w:i w:val="false"/>
+                <w:b w:val="false"/>
+                <w:u w:val="none"/>
+                <w:sz w:val="22"/>
+                <w:szCs w:val="22"/>
+                <w:color w:val="000000"/>
+              </w:rPr>
+              <w:t xml:space="preserve">0.576</w:t>
             </w:r>
           </w:p>
         </w:tc>
@@ -7356,113 +7356,113 @@
                 <w:szCs w:val="22"/>
                 <w:color w:val="000000"/>
               </w:rPr>
-              <w:t xml:space="preserve">6.7</w:t>
-            </w:r>
-          </w:p>
-        </w:tc>
-        <w:tc>
-          <w:tcPr>
-            <w:tcBorders>
-              <w:bottom w:val="none" w:sz="0" w:space="0" w:color="000000"/>
-              <w:top w:val="none" w:sz="0" w:space="0" w:color="000000"/>
-              <w:left w:val="none" w:sz="0" w:space="0" w:color="000000"/>
-              <w:right w:val="none" w:sz="0" w:space="0" w:color="000000"/>
-            </w:tcBorders>
-            <w:shd w:val="clear" w:color="auto" w:fill="FFFFFF"/>
-            <w:tcMar>
-              <w:top w:w="0" w:type="dxa"/>
-              <w:bottom w:w="0" w:type="dxa"/>
-              <w:left w:w="0" w:type="dxa"/>
-              <w:right w:w="0" w:type="dxa"/>
-            </w:tcMar>
-            <w:vAlign w:val="top"/>
-          </w:tcPr>
-          <w:p>
-            <w:pPr>
-              <w:pStyle w:val="Normal"/>
-              <w:jc w:val="center"/>
-              <w:pBdr>
-                <w:bottom w:val="none" w:sz="0" w:space="0" w:color="000000"/>
-                <w:top w:val="none" w:sz="0" w:space="0" w:color="000000"/>
-                <w:left w:val="none" w:sz="0" w:space="0" w:color="000000"/>
-                <w:right w:val="none" w:sz="0" w:space="0" w:color="000000"/>
-              </w:pBdr>
-              <w:spacing w:after="100" w:before="100" w:line="240"/>
-              <w:ind w:left="100" w:right="100" w:firstLine="0" w:firstLineChars="0"/>
-              <w:rPr>
-                <w:rFonts w:ascii="Helvetica" w:hAnsi="Helvetica" w:eastAsia="Helvetica" w:cs="Helvetica"/>
-                <w:i w:val="false"/>
-                <w:b w:val="false"/>
-                <w:u w:val="none"/>
-                <w:sz w:val="22"/>
-                <w:szCs w:val="22"/>
-                <w:color w:val="000000"/>
-              </w:rPr>
-            </w:pPr>
-            <w:r>
-              <w:rPr>
-                <w:rFonts w:ascii="Helvetica" w:hAnsi="Helvetica" w:eastAsia="Helvetica" w:cs="Helvetica"/>
-                <w:i w:val="false"/>
-                <w:b w:val="false"/>
-                <w:u w:val="none"/>
-                <w:sz w:val="22"/>
-                <w:szCs w:val="22"/>
-                <w:color w:val="000000"/>
-              </w:rPr>
-              <w:t xml:space="preserve">-14, 28</w:t>
-            </w:r>
-          </w:p>
-        </w:tc>
-        <w:tc>
-          <w:tcPr>
-            <w:tcBorders>
-              <w:bottom w:val="none" w:sz="0" w:space="0" w:color="000000"/>
-              <w:top w:val="none" w:sz="0" w:space="0" w:color="000000"/>
-              <w:left w:val="none" w:sz="0" w:space="0" w:color="000000"/>
-              <w:right w:val="none" w:sz="0" w:space="0" w:color="000000"/>
-            </w:tcBorders>
-            <w:shd w:val="clear" w:color="auto" w:fill="FFFFFF"/>
-            <w:tcMar>
-              <w:top w:w="0" w:type="dxa"/>
-              <w:bottom w:w="0" w:type="dxa"/>
-              <w:left w:w="0" w:type="dxa"/>
-              <w:right w:w="0" w:type="dxa"/>
-            </w:tcMar>
-            <w:vAlign w:val="top"/>
-          </w:tcPr>
-          <w:p>
-            <w:pPr>
-              <w:pStyle w:val="Normal"/>
-              <w:jc w:val="center"/>
-              <w:pBdr>
-                <w:bottom w:val="none" w:sz="0" w:space="0" w:color="000000"/>
-                <w:top w:val="none" w:sz="0" w:space="0" w:color="000000"/>
-                <w:left w:val="none" w:sz="0" w:space="0" w:color="000000"/>
-                <w:right w:val="none" w:sz="0" w:space="0" w:color="000000"/>
-              </w:pBdr>
-              <w:spacing w:after="100" w:before="100" w:line="240"/>
-              <w:ind w:left="100" w:right="100" w:firstLine="0" w:firstLineChars="0"/>
-              <w:rPr>
-                <w:rFonts w:ascii="Helvetica" w:hAnsi="Helvetica" w:eastAsia="Helvetica" w:cs="Helvetica"/>
-                <w:i w:val="false"/>
-                <w:b w:val="false"/>
-                <w:u w:val="none"/>
-                <w:sz w:val="22"/>
-                <w:szCs w:val="22"/>
-                <w:color w:val="000000"/>
-              </w:rPr>
-            </w:pPr>
-            <w:r>
-              <w:rPr>
-                <w:rFonts w:ascii="Helvetica" w:hAnsi="Helvetica" w:eastAsia="Helvetica" w:cs="Helvetica"/>
-                <w:i w:val="false"/>
-                <w:b w:val="false"/>
-                <w:u w:val="none"/>
-                <w:sz w:val="22"/>
-                <w:szCs w:val="22"/>
-                <w:color w:val="000000"/>
-              </w:rPr>
-              <w:t xml:space="preserve">0.526</w:t>
+              <w:t xml:space="preserve">4.6</w:t>
+            </w:r>
+          </w:p>
+        </w:tc>
+        <w:tc>
+          <w:tcPr>
+            <w:tcBorders>
+              <w:bottom w:val="none" w:sz="0" w:space="0" w:color="000000"/>
+              <w:top w:val="none" w:sz="0" w:space="0" w:color="000000"/>
+              <w:left w:val="none" w:sz="0" w:space="0" w:color="000000"/>
+              <w:right w:val="none" w:sz="0" w:space="0" w:color="000000"/>
+            </w:tcBorders>
+            <w:shd w:val="clear" w:color="auto" w:fill="FFFFFF"/>
+            <w:tcMar>
+              <w:top w:w="0" w:type="dxa"/>
+              <w:bottom w:w="0" w:type="dxa"/>
+              <w:left w:w="0" w:type="dxa"/>
+              <w:right w:w="0" w:type="dxa"/>
+            </w:tcMar>
+            <w:vAlign w:val="top"/>
+          </w:tcPr>
+          <w:p>
+            <w:pPr>
+              <w:pStyle w:val="Normal"/>
+              <w:jc w:val="center"/>
+              <w:pBdr>
+                <w:bottom w:val="none" w:sz="0" w:space="0" w:color="000000"/>
+                <w:top w:val="none" w:sz="0" w:space="0" w:color="000000"/>
+                <w:left w:val="none" w:sz="0" w:space="0" w:color="000000"/>
+                <w:right w:val="none" w:sz="0" w:space="0" w:color="000000"/>
+              </w:pBdr>
+              <w:spacing w:after="100" w:before="100" w:line="240"/>
+              <w:ind w:left="100" w:right="100" w:firstLine="0" w:firstLineChars="0"/>
+              <w:rPr>
+                <w:rFonts w:ascii="Helvetica" w:hAnsi="Helvetica" w:eastAsia="Helvetica" w:cs="Helvetica"/>
+                <w:i w:val="false"/>
+                <w:b w:val="false"/>
+                <w:u w:val="none"/>
+                <w:sz w:val="22"/>
+                <w:szCs w:val="22"/>
+                <w:color w:val="000000"/>
+              </w:rPr>
+            </w:pPr>
+            <w:r>
+              <w:rPr>
+                <w:rFonts w:ascii="Helvetica" w:hAnsi="Helvetica" w:eastAsia="Helvetica" w:cs="Helvetica"/>
+                <w:i w:val="false"/>
+                <w:b w:val="false"/>
+                <w:u w:val="none"/>
+                <w:sz w:val="22"/>
+                <w:szCs w:val="22"/>
+                <w:color w:val="000000"/>
+              </w:rPr>
+              <w:t xml:space="preserve">-17, 26</w:t>
+            </w:r>
+          </w:p>
+        </w:tc>
+        <w:tc>
+          <w:tcPr>
+            <w:tcBorders>
+              <w:bottom w:val="none" w:sz="0" w:space="0" w:color="000000"/>
+              <w:top w:val="none" w:sz="0" w:space="0" w:color="000000"/>
+              <w:left w:val="none" w:sz="0" w:space="0" w:color="000000"/>
+              <w:right w:val="none" w:sz="0" w:space="0" w:color="000000"/>
+            </w:tcBorders>
+            <w:shd w:val="clear" w:color="auto" w:fill="FFFFFF"/>
+            <w:tcMar>
+              <w:top w:w="0" w:type="dxa"/>
+              <w:bottom w:w="0" w:type="dxa"/>
+              <w:left w:w="0" w:type="dxa"/>
+              <w:right w:w="0" w:type="dxa"/>
+            </w:tcMar>
+            <w:vAlign w:val="top"/>
+          </w:tcPr>
+          <w:p>
+            <w:pPr>
+              <w:pStyle w:val="Normal"/>
+              <w:jc w:val="center"/>
+              <w:pBdr>
+                <w:bottom w:val="none" w:sz="0" w:space="0" w:color="000000"/>
+                <w:top w:val="none" w:sz="0" w:space="0" w:color="000000"/>
+                <w:left w:val="none" w:sz="0" w:space="0" w:color="000000"/>
+                <w:right w:val="none" w:sz="0" w:space="0" w:color="000000"/>
+              </w:pBdr>
+              <w:spacing w:after="100" w:before="100" w:line="240"/>
+              <w:ind w:left="100" w:right="100" w:firstLine="0" w:firstLineChars="0"/>
+              <w:rPr>
+                <w:rFonts w:ascii="Helvetica" w:hAnsi="Helvetica" w:eastAsia="Helvetica" w:cs="Helvetica"/>
+                <w:i w:val="false"/>
+                <w:b w:val="false"/>
+                <w:u w:val="none"/>
+                <w:sz w:val="22"/>
+                <w:szCs w:val="22"/>
+                <w:color w:val="000000"/>
+              </w:rPr>
+            </w:pPr>
+            <w:r>
+              <w:rPr>
+                <w:rFonts w:ascii="Helvetica" w:hAnsi="Helvetica" w:eastAsia="Helvetica" w:cs="Helvetica"/>
+                <w:i w:val="false"/>
+                <w:b w:val="false"/>
+                <w:u w:val="none"/>
+                <w:sz w:val="22"/>
+                <w:szCs w:val="22"/>
+                <w:color w:val="000000"/>
+              </w:rPr>
+              <w:t xml:space="preserve">0.663</w:t>
             </w:r>
           </w:p>
         </w:tc>
@@ -7839,113 +7839,113 @@
                 <w:szCs w:val="22"/>
                 <w:color w:val="000000"/>
               </w:rPr>
-              <w:t xml:space="preserve">14</w:t>
-            </w:r>
-          </w:p>
-        </w:tc>
-        <w:tc>
-          <w:tcPr>
-            <w:tcBorders>
-              <w:bottom w:val="none" w:sz="0" w:space="0" w:color="000000"/>
-              <w:top w:val="none" w:sz="0" w:space="0" w:color="000000"/>
-              <w:left w:val="none" w:sz="0" w:space="0" w:color="000000"/>
-              <w:right w:val="none" w:sz="0" w:space="0" w:color="000000"/>
-            </w:tcBorders>
-            <w:shd w:val="clear" w:color="auto" w:fill="FFFFFF"/>
-            <w:tcMar>
-              <w:top w:w="0" w:type="dxa"/>
-              <w:bottom w:w="0" w:type="dxa"/>
-              <w:left w:w="0" w:type="dxa"/>
-              <w:right w:w="0" w:type="dxa"/>
-            </w:tcMar>
-            <w:vAlign w:val="top"/>
-          </w:tcPr>
-          <w:p>
-            <w:pPr>
-              <w:pStyle w:val="Normal"/>
-              <w:jc w:val="center"/>
-              <w:pBdr>
-                <w:bottom w:val="none" w:sz="0" w:space="0" w:color="000000"/>
-                <w:top w:val="none" w:sz="0" w:space="0" w:color="000000"/>
-                <w:left w:val="none" w:sz="0" w:space="0" w:color="000000"/>
-                <w:right w:val="none" w:sz="0" w:space="0" w:color="000000"/>
-              </w:pBdr>
-              <w:spacing w:after="100" w:before="100" w:line="240"/>
-              <w:ind w:left="100" w:right="100" w:firstLine="0" w:firstLineChars="0"/>
-              <w:rPr>
-                <w:rFonts w:ascii="Helvetica" w:hAnsi="Helvetica" w:eastAsia="Helvetica" w:cs="Helvetica"/>
-                <w:i w:val="false"/>
-                <w:b w:val="false"/>
-                <w:u w:val="none"/>
-                <w:sz w:val="22"/>
-                <w:szCs w:val="22"/>
-                <w:color w:val="000000"/>
-              </w:rPr>
-            </w:pPr>
-            <w:r>
-              <w:rPr>
-                <w:rFonts w:ascii="Helvetica" w:hAnsi="Helvetica" w:eastAsia="Helvetica" w:cs="Helvetica"/>
-                <w:i w:val="false"/>
-                <w:b w:val="false"/>
-                <w:u w:val="none"/>
-                <w:sz w:val="22"/>
-                <w:szCs w:val="22"/>
-                <w:color w:val="000000"/>
-              </w:rPr>
-              <w:t xml:space="preserve">-12, 40</w:t>
-            </w:r>
-          </w:p>
-        </w:tc>
-        <w:tc>
-          <w:tcPr>
-            <w:tcBorders>
-              <w:bottom w:val="none" w:sz="0" w:space="0" w:color="000000"/>
-              <w:top w:val="none" w:sz="0" w:space="0" w:color="000000"/>
-              <w:left w:val="none" w:sz="0" w:space="0" w:color="000000"/>
-              <w:right w:val="none" w:sz="0" w:space="0" w:color="000000"/>
-            </w:tcBorders>
-            <w:shd w:val="clear" w:color="auto" w:fill="FFFFFF"/>
-            <w:tcMar>
-              <w:top w:w="0" w:type="dxa"/>
-              <w:bottom w:w="0" w:type="dxa"/>
-              <w:left w:w="0" w:type="dxa"/>
-              <w:right w:w="0" w:type="dxa"/>
-            </w:tcMar>
-            <w:vAlign w:val="top"/>
-          </w:tcPr>
-          <w:p>
-            <w:pPr>
-              <w:pStyle w:val="Normal"/>
-              <w:jc w:val="center"/>
-              <w:pBdr>
-                <w:bottom w:val="none" w:sz="0" w:space="0" w:color="000000"/>
-                <w:top w:val="none" w:sz="0" w:space="0" w:color="000000"/>
-                <w:left w:val="none" w:sz="0" w:space="0" w:color="000000"/>
-                <w:right w:val="none" w:sz="0" w:space="0" w:color="000000"/>
-              </w:pBdr>
-              <w:spacing w:after="100" w:before="100" w:line="240"/>
-              <w:ind w:left="100" w:right="100" w:firstLine="0" w:firstLineChars="0"/>
-              <w:rPr>
-                <w:rFonts w:ascii="Helvetica" w:hAnsi="Helvetica" w:eastAsia="Helvetica" w:cs="Helvetica"/>
-                <w:i w:val="false"/>
-                <w:b w:val="false"/>
-                <w:u w:val="none"/>
-                <w:sz w:val="22"/>
-                <w:szCs w:val="22"/>
-                <w:color w:val="000000"/>
-              </w:rPr>
-            </w:pPr>
-            <w:r>
-              <w:rPr>
-                <w:rFonts w:ascii="Helvetica" w:hAnsi="Helvetica" w:eastAsia="Helvetica" w:cs="Helvetica"/>
-                <w:i w:val="false"/>
-                <w:b w:val="false"/>
-                <w:u w:val="none"/>
-                <w:sz w:val="22"/>
-                <w:szCs w:val="22"/>
-                <w:color w:val="000000"/>
-              </w:rPr>
-              <w:t xml:space="preserve">0.284</w:t>
+              <w:t xml:space="preserve">13</w:t>
+            </w:r>
+          </w:p>
+        </w:tc>
+        <w:tc>
+          <w:tcPr>
+            <w:tcBorders>
+              <w:bottom w:val="none" w:sz="0" w:space="0" w:color="000000"/>
+              <w:top w:val="none" w:sz="0" w:space="0" w:color="000000"/>
+              <w:left w:val="none" w:sz="0" w:space="0" w:color="000000"/>
+              <w:right w:val="none" w:sz="0" w:space="0" w:color="000000"/>
+            </w:tcBorders>
+            <w:shd w:val="clear" w:color="auto" w:fill="FFFFFF"/>
+            <w:tcMar>
+              <w:top w:w="0" w:type="dxa"/>
+              <w:bottom w:w="0" w:type="dxa"/>
+              <w:left w:w="0" w:type="dxa"/>
+              <w:right w:w="0" w:type="dxa"/>
+            </w:tcMar>
+            <w:vAlign w:val="top"/>
+          </w:tcPr>
+          <w:p>
+            <w:pPr>
+              <w:pStyle w:val="Normal"/>
+              <w:jc w:val="center"/>
+              <w:pBdr>
+                <w:bottom w:val="none" w:sz="0" w:space="0" w:color="000000"/>
+                <w:top w:val="none" w:sz="0" w:space="0" w:color="000000"/>
+                <w:left w:val="none" w:sz="0" w:space="0" w:color="000000"/>
+                <w:right w:val="none" w:sz="0" w:space="0" w:color="000000"/>
+              </w:pBdr>
+              <w:spacing w:after="100" w:before="100" w:line="240"/>
+              <w:ind w:left="100" w:right="100" w:firstLine="0" w:firstLineChars="0"/>
+              <w:rPr>
+                <w:rFonts w:ascii="Helvetica" w:hAnsi="Helvetica" w:eastAsia="Helvetica" w:cs="Helvetica"/>
+                <w:i w:val="false"/>
+                <w:b w:val="false"/>
+                <w:u w:val="none"/>
+                <w:sz w:val="22"/>
+                <w:szCs w:val="22"/>
+                <w:color w:val="000000"/>
+              </w:rPr>
+            </w:pPr>
+            <w:r>
+              <w:rPr>
+                <w:rFonts w:ascii="Helvetica" w:hAnsi="Helvetica" w:eastAsia="Helvetica" w:cs="Helvetica"/>
+                <w:i w:val="false"/>
+                <w:b w:val="false"/>
+                <w:u w:val="none"/>
+                <w:sz w:val="22"/>
+                <w:szCs w:val="22"/>
+                <w:color w:val="000000"/>
+              </w:rPr>
+              <w:t xml:space="preserve">-13, 39</w:t>
+            </w:r>
+          </w:p>
+        </w:tc>
+        <w:tc>
+          <w:tcPr>
+            <w:tcBorders>
+              <w:bottom w:val="none" w:sz="0" w:space="0" w:color="000000"/>
+              <w:top w:val="none" w:sz="0" w:space="0" w:color="000000"/>
+              <w:left w:val="none" w:sz="0" w:space="0" w:color="000000"/>
+              <w:right w:val="none" w:sz="0" w:space="0" w:color="000000"/>
+            </w:tcBorders>
+            <w:shd w:val="clear" w:color="auto" w:fill="FFFFFF"/>
+            <w:tcMar>
+              <w:top w:w="0" w:type="dxa"/>
+              <w:bottom w:w="0" w:type="dxa"/>
+              <w:left w:w="0" w:type="dxa"/>
+              <w:right w:w="0" w:type="dxa"/>
+            </w:tcMar>
+            <w:vAlign w:val="top"/>
+          </w:tcPr>
+          <w:p>
+            <w:pPr>
+              <w:pStyle w:val="Normal"/>
+              <w:jc w:val="center"/>
+              <w:pBdr>
+                <w:bottom w:val="none" w:sz="0" w:space="0" w:color="000000"/>
+                <w:top w:val="none" w:sz="0" w:space="0" w:color="000000"/>
+                <w:left w:val="none" w:sz="0" w:space="0" w:color="000000"/>
+                <w:right w:val="none" w:sz="0" w:space="0" w:color="000000"/>
+              </w:pBdr>
+              <w:spacing w:after="100" w:before="100" w:line="240"/>
+              <w:ind w:left="100" w:right="100" w:firstLine="0" w:firstLineChars="0"/>
+              <w:rPr>
+                <w:rFonts w:ascii="Helvetica" w:hAnsi="Helvetica" w:eastAsia="Helvetica" w:cs="Helvetica"/>
+                <w:i w:val="false"/>
+                <w:b w:val="false"/>
+                <w:u w:val="none"/>
+                <w:sz w:val="22"/>
+                <w:szCs w:val="22"/>
+                <w:color w:val="000000"/>
+              </w:rPr>
+            </w:pPr>
+            <w:r>
+              <w:rPr>
+                <w:rFonts w:ascii="Helvetica" w:hAnsi="Helvetica" w:eastAsia="Helvetica" w:cs="Helvetica"/>
+                <w:i w:val="false"/>
+                <w:b w:val="false"/>
+                <w:u w:val="none"/>
+                <w:sz w:val="22"/>
+                <w:szCs w:val="22"/>
+                <w:color w:val="000000"/>
+              </w:rPr>
+              <w:t xml:space="preserve">0.316</w:t>
             </w:r>
           </w:p>
         </w:tc>
@@ -8322,113 +8322,113 @@
                 <w:szCs w:val="22"/>
                 <w:color w:val="000000"/>
               </w:rPr>
-              <w:t xml:space="preserve">24</w:t>
-            </w:r>
-          </w:p>
-        </w:tc>
-        <w:tc>
-          <w:tcPr>
-            <w:tcBorders>
-              <w:bottom w:val="none" w:sz="0" w:space="0" w:color="000000"/>
-              <w:top w:val="none" w:sz="0" w:space="0" w:color="000000"/>
-              <w:left w:val="none" w:sz="0" w:space="0" w:color="000000"/>
-              <w:right w:val="none" w:sz="0" w:space="0" w:color="000000"/>
-            </w:tcBorders>
-            <w:shd w:val="clear" w:color="auto" w:fill="FFFFFF"/>
-            <w:tcMar>
-              <w:top w:w="0" w:type="dxa"/>
-              <w:bottom w:w="0" w:type="dxa"/>
-              <w:left w:w="0" w:type="dxa"/>
-              <w:right w:w="0" w:type="dxa"/>
-            </w:tcMar>
-            <w:vAlign w:val="top"/>
-          </w:tcPr>
-          <w:p>
-            <w:pPr>
-              <w:pStyle w:val="Normal"/>
-              <w:jc w:val="center"/>
-              <w:pBdr>
-                <w:bottom w:val="none" w:sz="0" w:space="0" w:color="000000"/>
-                <w:top w:val="none" w:sz="0" w:space="0" w:color="000000"/>
-                <w:left w:val="none" w:sz="0" w:space="0" w:color="000000"/>
-                <w:right w:val="none" w:sz="0" w:space="0" w:color="000000"/>
-              </w:pBdr>
-              <w:spacing w:after="100" w:before="100" w:line="240"/>
-              <w:ind w:left="100" w:right="100" w:firstLine="0" w:firstLineChars="0"/>
-              <w:rPr>
-                <w:rFonts w:ascii="Helvetica" w:hAnsi="Helvetica" w:eastAsia="Helvetica" w:cs="Helvetica"/>
-                <w:i w:val="false"/>
-                <w:b w:val="false"/>
-                <w:u w:val="none"/>
-                <w:sz w:val="22"/>
-                <w:szCs w:val="22"/>
-                <w:color w:val="000000"/>
-              </w:rPr>
-            </w:pPr>
-            <w:r>
-              <w:rPr>
-                <w:rFonts w:ascii="Helvetica" w:hAnsi="Helvetica" w:eastAsia="Helvetica" w:cs="Helvetica"/>
-                <w:i w:val="false"/>
-                <w:b w:val="false"/>
-                <w:u w:val="none"/>
-                <w:sz w:val="22"/>
-                <w:szCs w:val="22"/>
-                <w:color w:val="000000"/>
-              </w:rPr>
-              <w:t xml:space="preserve">-7.7, 55</w:t>
-            </w:r>
-          </w:p>
-        </w:tc>
-        <w:tc>
-          <w:tcPr>
-            <w:tcBorders>
-              <w:bottom w:val="none" w:sz="0" w:space="0" w:color="000000"/>
-              <w:top w:val="none" w:sz="0" w:space="0" w:color="000000"/>
-              <w:left w:val="none" w:sz="0" w:space="0" w:color="000000"/>
-              <w:right w:val="none" w:sz="0" w:space="0" w:color="000000"/>
-            </w:tcBorders>
-            <w:shd w:val="clear" w:color="auto" w:fill="FFFFFF"/>
-            <w:tcMar>
-              <w:top w:w="0" w:type="dxa"/>
-              <w:bottom w:w="0" w:type="dxa"/>
-              <w:left w:w="0" w:type="dxa"/>
-              <w:right w:w="0" w:type="dxa"/>
-            </w:tcMar>
-            <w:vAlign w:val="top"/>
-          </w:tcPr>
-          <w:p>
-            <w:pPr>
-              <w:pStyle w:val="Normal"/>
-              <w:jc w:val="center"/>
-              <w:pBdr>
-                <w:bottom w:val="none" w:sz="0" w:space="0" w:color="000000"/>
-                <w:top w:val="none" w:sz="0" w:space="0" w:color="000000"/>
-                <w:left w:val="none" w:sz="0" w:space="0" w:color="000000"/>
-                <w:right w:val="none" w:sz="0" w:space="0" w:color="000000"/>
-              </w:pBdr>
-              <w:spacing w:after="100" w:before="100" w:line="240"/>
-              <w:ind w:left="100" w:right="100" w:firstLine="0" w:firstLineChars="0"/>
-              <w:rPr>
-                <w:rFonts w:ascii="Helvetica" w:hAnsi="Helvetica" w:eastAsia="Helvetica" w:cs="Helvetica"/>
-                <w:i w:val="false"/>
-                <w:b w:val="false"/>
-                <w:u w:val="none"/>
-                <w:sz w:val="22"/>
-                <w:szCs w:val="22"/>
-                <w:color w:val="000000"/>
-              </w:rPr>
-            </w:pPr>
-            <w:r>
-              <w:rPr>
-                <w:rFonts w:ascii="Helvetica" w:hAnsi="Helvetica" w:eastAsia="Helvetica" w:cs="Helvetica"/>
-                <w:i w:val="false"/>
-                <w:b w:val="false"/>
-                <w:u w:val="none"/>
-                <w:sz w:val="22"/>
-                <w:szCs w:val="22"/>
-                <w:color w:val="000000"/>
-              </w:rPr>
-              <w:t xml:space="preserve">0.136</w:t>
+              <w:t xml:space="preserve">21</w:t>
+            </w:r>
+          </w:p>
+        </w:tc>
+        <w:tc>
+          <w:tcPr>
+            <w:tcBorders>
+              <w:bottom w:val="none" w:sz="0" w:space="0" w:color="000000"/>
+              <w:top w:val="none" w:sz="0" w:space="0" w:color="000000"/>
+              <w:left w:val="none" w:sz="0" w:space="0" w:color="000000"/>
+              <w:right w:val="none" w:sz="0" w:space="0" w:color="000000"/>
+            </w:tcBorders>
+            <w:shd w:val="clear" w:color="auto" w:fill="FFFFFF"/>
+            <w:tcMar>
+              <w:top w:w="0" w:type="dxa"/>
+              <w:bottom w:w="0" w:type="dxa"/>
+              <w:left w:w="0" w:type="dxa"/>
+              <w:right w:w="0" w:type="dxa"/>
+            </w:tcMar>
+            <w:vAlign w:val="top"/>
+          </w:tcPr>
+          <w:p>
+            <w:pPr>
+              <w:pStyle w:val="Normal"/>
+              <w:jc w:val="center"/>
+              <w:pBdr>
+                <w:bottom w:val="none" w:sz="0" w:space="0" w:color="000000"/>
+                <w:top w:val="none" w:sz="0" w:space="0" w:color="000000"/>
+                <w:left w:val="none" w:sz="0" w:space="0" w:color="000000"/>
+                <w:right w:val="none" w:sz="0" w:space="0" w:color="000000"/>
+              </w:pBdr>
+              <w:spacing w:after="100" w:before="100" w:line="240"/>
+              <w:ind w:left="100" w:right="100" w:firstLine="0" w:firstLineChars="0"/>
+              <w:rPr>
+                <w:rFonts w:ascii="Helvetica" w:hAnsi="Helvetica" w:eastAsia="Helvetica" w:cs="Helvetica"/>
+                <w:i w:val="false"/>
+                <w:b w:val="false"/>
+                <w:u w:val="none"/>
+                <w:sz w:val="22"/>
+                <w:szCs w:val="22"/>
+                <w:color w:val="000000"/>
+              </w:rPr>
+            </w:pPr>
+            <w:r>
+              <w:rPr>
+                <w:rFonts w:ascii="Helvetica" w:hAnsi="Helvetica" w:eastAsia="Helvetica" w:cs="Helvetica"/>
+                <w:i w:val="false"/>
+                <w:b w:val="false"/>
+                <w:u w:val="none"/>
+                <w:sz w:val="22"/>
+                <w:szCs w:val="22"/>
+                <w:color w:val="000000"/>
+              </w:rPr>
+              <w:t xml:space="preserve">-11, 52</w:t>
+            </w:r>
+          </w:p>
+        </w:tc>
+        <w:tc>
+          <w:tcPr>
+            <w:tcBorders>
+              <w:bottom w:val="none" w:sz="0" w:space="0" w:color="000000"/>
+              <w:top w:val="none" w:sz="0" w:space="0" w:color="000000"/>
+              <w:left w:val="none" w:sz="0" w:space="0" w:color="000000"/>
+              <w:right w:val="none" w:sz="0" w:space="0" w:color="000000"/>
+            </w:tcBorders>
+            <w:shd w:val="clear" w:color="auto" w:fill="FFFFFF"/>
+            <w:tcMar>
+              <w:top w:w="0" w:type="dxa"/>
+              <w:bottom w:w="0" w:type="dxa"/>
+              <w:left w:w="0" w:type="dxa"/>
+              <w:right w:w="0" w:type="dxa"/>
+            </w:tcMar>
+            <w:vAlign w:val="top"/>
+          </w:tcPr>
+          <w:p>
+            <w:pPr>
+              <w:pStyle w:val="Normal"/>
+              <w:jc w:val="center"/>
+              <w:pBdr>
+                <w:bottom w:val="none" w:sz="0" w:space="0" w:color="000000"/>
+                <w:top w:val="none" w:sz="0" w:space="0" w:color="000000"/>
+                <w:left w:val="none" w:sz="0" w:space="0" w:color="000000"/>
+                <w:right w:val="none" w:sz="0" w:space="0" w:color="000000"/>
+              </w:pBdr>
+              <w:spacing w:after="100" w:before="100" w:line="240"/>
+              <w:ind w:left="100" w:right="100" w:firstLine="0" w:firstLineChars="0"/>
+              <w:rPr>
+                <w:rFonts w:ascii="Helvetica" w:hAnsi="Helvetica" w:eastAsia="Helvetica" w:cs="Helvetica"/>
+                <w:i w:val="false"/>
+                <w:b w:val="false"/>
+                <w:u w:val="none"/>
+                <w:sz w:val="22"/>
+                <w:szCs w:val="22"/>
+                <w:color w:val="000000"/>
+              </w:rPr>
+            </w:pPr>
+            <w:r>
+              <w:rPr>
+                <w:rFonts w:ascii="Helvetica" w:hAnsi="Helvetica" w:eastAsia="Helvetica" w:cs="Helvetica"/>
+                <w:i w:val="false"/>
+                <w:b w:val="false"/>
+                <w:u w:val="none"/>
+                <w:sz w:val="22"/>
+                <w:szCs w:val="22"/>
+                <w:color w:val="000000"/>
+              </w:rPr>
+              <w:t xml:space="preserve">0.193</w:t>
             </w:r>
           </w:p>
         </w:tc>
@@ -8858,60 +8858,60 @@
                 <w:szCs w:val="22"/>
                 <w:color w:val="000000"/>
               </w:rPr>
-              <w:t xml:space="preserve">-18, 63</w:t>
-            </w:r>
-          </w:p>
-        </w:tc>
-        <w:tc>
-          <w:tcPr>
-            <w:tcBorders>
-              <w:bottom w:val="none" w:sz="0" w:space="0" w:color="000000"/>
-              <w:top w:val="none" w:sz="0" w:space="0" w:color="000000"/>
-              <w:left w:val="none" w:sz="0" w:space="0" w:color="000000"/>
-              <w:right w:val="none" w:sz="0" w:space="0" w:color="000000"/>
-            </w:tcBorders>
-            <w:shd w:val="clear" w:color="auto" w:fill="FFFFFF"/>
-            <w:tcMar>
-              <w:top w:w="0" w:type="dxa"/>
-              <w:bottom w:w="0" w:type="dxa"/>
-              <w:left w:w="0" w:type="dxa"/>
-              <w:right w:w="0" w:type="dxa"/>
-            </w:tcMar>
-            <w:vAlign w:val="top"/>
-          </w:tcPr>
-          <w:p>
-            <w:pPr>
-              <w:pStyle w:val="Normal"/>
-              <w:jc w:val="center"/>
-              <w:pBdr>
-                <w:bottom w:val="none" w:sz="0" w:space="0" w:color="000000"/>
-                <w:top w:val="none" w:sz="0" w:space="0" w:color="000000"/>
-                <w:left w:val="none" w:sz="0" w:space="0" w:color="000000"/>
-                <w:right w:val="none" w:sz="0" w:space="0" w:color="000000"/>
-              </w:pBdr>
-              <w:spacing w:after="100" w:before="100" w:line="240"/>
-              <w:ind w:left="100" w:right="100" w:firstLine="0" w:firstLineChars="0"/>
-              <w:rPr>
-                <w:rFonts w:ascii="Helvetica" w:hAnsi="Helvetica" w:eastAsia="Helvetica" w:cs="Helvetica"/>
-                <w:i w:val="false"/>
-                <w:b w:val="false"/>
-                <w:u w:val="none"/>
-                <w:sz w:val="22"/>
-                <w:szCs w:val="22"/>
-                <w:color w:val="000000"/>
-              </w:rPr>
-            </w:pPr>
-            <w:r>
-              <w:rPr>
-                <w:rFonts w:ascii="Helvetica" w:hAnsi="Helvetica" w:eastAsia="Helvetica" w:cs="Helvetica"/>
-                <w:i w:val="false"/>
-                <w:b w:val="false"/>
-                <w:u w:val="none"/>
-                <w:sz w:val="22"/>
-                <w:szCs w:val="22"/>
-                <w:color w:val="000000"/>
-              </w:rPr>
-              <w:t xml:space="preserve">0.264</w:t>
+              <w:t xml:space="preserve">-18, 64</w:t>
+            </w:r>
+          </w:p>
+        </w:tc>
+        <w:tc>
+          <w:tcPr>
+            <w:tcBorders>
+              <w:bottom w:val="none" w:sz="0" w:space="0" w:color="000000"/>
+              <w:top w:val="none" w:sz="0" w:space="0" w:color="000000"/>
+              <w:left w:val="none" w:sz="0" w:space="0" w:color="000000"/>
+              <w:right w:val="none" w:sz="0" w:space="0" w:color="000000"/>
+            </w:tcBorders>
+            <w:shd w:val="clear" w:color="auto" w:fill="FFFFFF"/>
+            <w:tcMar>
+              <w:top w:w="0" w:type="dxa"/>
+              <w:bottom w:w="0" w:type="dxa"/>
+              <w:left w:w="0" w:type="dxa"/>
+              <w:right w:w="0" w:type="dxa"/>
+            </w:tcMar>
+            <w:vAlign w:val="top"/>
+          </w:tcPr>
+          <w:p>
+            <w:pPr>
+              <w:pStyle w:val="Normal"/>
+              <w:jc w:val="center"/>
+              <w:pBdr>
+                <w:bottom w:val="none" w:sz="0" w:space="0" w:color="000000"/>
+                <w:top w:val="none" w:sz="0" w:space="0" w:color="000000"/>
+                <w:left w:val="none" w:sz="0" w:space="0" w:color="000000"/>
+                <w:right w:val="none" w:sz="0" w:space="0" w:color="000000"/>
+              </w:pBdr>
+              <w:spacing w:after="100" w:before="100" w:line="240"/>
+              <w:ind w:left="100" w:right="100" w:firstLine="0" w:firstLineChars="0"/>
+              <w:rPr>
+                <w:rFonts w:ascii="Helvetica" w:hAnsi="Helvetica" w:eastAsia="Helvetica" w:cs="Helvetica"/>
+                <w:i w:val="false"/>
+                <w:b w:val="false"/>
+                <w:u w:val="none"/>
+                <w:sz w:val="22"/>
+                <w:szCs w:val="22"/>
+                <w:color w:val="000000"/>
+              </w:rPr>
+            </w:pPr>
+            <w:r>
+              <w:rPr>
+                <w:rFonts w:ascii="Helvetica" w:hAnsi="Helvetica" w:eastAsia="Helvetica" w:cs="Helvetica"/>
+                <w:i w:val="false"/>
+                <w:b w:val="false"/>
+                <w:u w:val="none"/>
+                <w:sz w:val="22"/>
+                <w:szCs w:val="22"/>
+                <w:color w:val="000000"/>
+              </w:rPr>
+              <w:t xml:space="preserve">0.260</w:t>
             </w:r>
           </w:p>
         </w:tc>
@@ -9341,60 +9341,60 @@
                 <w:szCs w:val="22"/>
                 <w:color w:val="000000"/>
               </w:rPr>
-              <w:t xml:space="preserve">-20, 44</w:t>
-            </w:r>
-          </w:p>
-        </w:tc>
-        <w:tc>
-          <w:tcPr>
-            <w:tcBorders>
-              <w:bottom w:val="none" w:sz="0" w:space="0" w:color="000000"/>
-              <w:top w:val="none" w:sz="0" w:space="0" w:color="000000"/>
-              <w:left w:val="none" w:sz="0" w:space="0" w:color="000000"/>
-              <w:right w:val="none" w:sz="0" w:space="0" w:color="000000"/>
-            </w:tcBorders>
-            <w:shd w:val="clear" w:color="auto" w:fill="FFFFFF"/>
-            <w:tcMar>
-              <w:top w:w="0" w:type="dxa"/>
-              <w:bottom w:w="0" w:type="dxa"/>
-              <w:left w:w="0" w:type="dxa"/>
-              <w:right w:w="0" w:type="dxa"/>
-            </w:tcMar>
-            <w:vAlign w:val="top"/>
-          </w:tcPr>
-          <w:p>
-            <w:pPr>
-              <w:pStyle w:val="Normal"/>
-              <w:jc w:val="center"/>
-              <w:pBdr>
-                <w:bottom w:val="none" w:sz="0" w:space="0" w:color="000000"/>
-                <w:top w:val="none" w:sz="0" w:space="0" w:color="000000"/>
-                <w:left w:val="none" w:sz="0" w:space="0" w:color="000000"/>
-                <w:right w:val="none" w:sz="0" w:space="0" w:color="000000"/>
-              </w:pBdr>
-              <w:spacing w:after="100" w:before="100" w:line="240"/>
-              <w:ind w:left="100" w:right="100" w:firstLine="0" w:firstLineChars="0"/>
-              <w:rPr>
-                <w:rFonts w:ascii="Helvetica" w:hAnsi="Helvetica" w:eastAsia="Helvetica" w:cs="Helvetica"/>
-                <w:i w:val="false"/>
-                <w:b w:val="false"/>
-                <w:u w:val="none"/>
-                <w:sz w:val="22"/>
-                <w:szCs w:val="22"/>
-                <w:color w:val="000000"/>
-              </w:rPr>
-            </w:pPr>
-            <w:r>
-              <w:rPr>
-                <w:rFonts w:ascii="Helvetica" w:hAnsi="Helvetica" w:eastAsia="Helvetica" w:cs="Helvetica"/>
-                <w:i w:val="false"/>
-                <w:b w:val="false"/>
-                <w:u w:val="none"/>
-                <w:sz w:val="22"/>
-                <w:szCs w:val="22"/>
-                <w:color w:val="000000"/>
-              </w:rPr>
-              <w:t xml:space="preserve">0.464</w:t>
+              <w:t xml:space="preserve">-21, 44</w:t>
+            </w:r>
+          </w:p>
+        </w:tc>
+        <w:tc>
+          <w:tcPr>
+            <w:tcBorders>
+              <w:bottom w:val="none" w:sz="0" w:space="0" w:color="000000"/>
+              <w:top w:val="none" w:sz="0" w:space="0" w:color="000000"/>
+              <w:left w:val="none" w:sz="0" w:space="0" w:color="000000"/>
+              <w:right w:val="none" w:sz="0" w:space="0" w:color="000000"/>
+            </w:tcBorders>
+            <w:shd w:val="clear" w:color="auto" w:fill="FFFFFF"/>
+            <w:tcMar>
+              <w:top w:w="0" w:type="dxa"/>
+              <w:bottom w:w="0" w:type="dxa"/>
+              <w:left w:w="0" w:type="dxa"/>
+              <w:right w:w="0" w:type="dxa"/>
+            </w:tcMar>
+            <w:vAlign w:val="top"/>
+          </w:tcPr>
+          <w:p>
+            <w:pPr>
+              <w:pStyle w:val="Normal"/>
+              <w:jc w:val="center"/>
+              <w:pBdr>
+                <w:bottom w:val="none" w:sz="0" w:space="0" w:color="000000"/>
+                <w:top w:val="none" w:sz="0" w:space="0" w:color="000000"/>
+                <w:left w:val="none" w:sz="0" w:space="0" w:color="000000"/>
+                <w:right w:val="none" w:sz="0" w:space="0" w:color="000000"/>
+              </w:pBdr>
+              <w:spacing w:after="100" w:before="100" w:line="240"/>
+              <w:ind w:left="100" w:right="100" w:firstLine="0" w:firstLineChars="0"/>
+              <w:rPr>
+                <w:rFonts w:ascii="Helvetica" w:hAnsi="Helvetica" w:eastAsia="Helvetica" w:cs="Helvetica"/>
+                <w:i w:val="false"/>
+                <w:b w:val="false"/>
+                <w:u w:val="none"/>
+                <w:sz w:val="22"/>
+                <w:szCs w:val="22"/>
+                <w:color w:val="000000"/>
+              </w:rPr>
+            </w:pPr>
+            <w:r>
+              <w:rPr>
+                <w:rFonts w:ascii="Helvetica" w:hAnsi="Helvetica" w:eastAsia="Helvetica" w:cs="Helvetica"/>
+                <w:i w:val="false"/>
+                <w:b w:val="false"/>
+                <w:u w:val="none"/>
+                <w:sz w:val="22"/>
+                <w:szCs w:val="22"/>
+                <w:color w:val="000000"/>
+              </w:rPr>
+              <w:t xml:space="preserve">0.471</w:t>
             </w:r>
           </w:p>
         </w:tc>
@@ -10737,113 +10737,113 @@
                 <w:szCs w:val="22"/>
                 <w:color w:val="000000"/>
               </w:rPr>
-              <w:t xml:space="preserve">-4.9</w:t>
-            </w:r>
-          </w:p>
-        </w:tc>
-        <w:tc>
-          <w:tcPr>
-            <w:tcBorders>
-              <w:bottom w:val="none" w:sz="0" w:space="0" w:color="000000"/>
-              <w:top w:val="none" w:sz="0" w:space="0" w:color="000000"/>
-              <w:left w:val="none" w:sz="0" w:space="0" w:color="000000"/>
-              <w:right w:val="none" w:sz="0" w:space="0" w:color="000000"/>
-            </w:tcBorders>
-            <w:shd w:val="clear" w:color="auto" w:fill="FFFFFF"/>
-            <w:tcMar>
-              <w:top w:w="0" w:type="dxa"/>
-              <w:bottom w:w="0" w:type="dxa"/>
-              <w:left w:w="0" w:type="dxa"/>
-              <w:right w:w="0" w:type="dxa"/>
-            </w:tcMar>
-            <w:vAlign w:val="top"/>
-          </w:tcPr>
-          <w:p>
-            <w:pPr>
-              <w:pStyle w:val="Normal"/>
-              <w:jc w:val="center"/>
-              <w:pBdr>
-                <w:bottom w:val="none" w:sz="0" w:space="0" w:color="000000"/>
-                <w:top w:val="none" w:sz="0" w:space="0" w:color="000000"/>
-                <w:left w:val="none" w:sz="0" w:space="0" w:color="000000"/>
-                <w:right w:val="none" w:sz="0" w:space="0" w:color="000000"/>
-              </w:pBdr>
-              <w:spacing w:after="100" w:before="100" w:line="240"/>
-              <w:ind w:left="100" w:right="100" w:firstLine="0" w:firstLineChars="0"/>
-              <w:rPr>
-                <w:rFonts w:ascii="Helvetica" w:hAnsi="Helvetica" w:eastAsia="Helvetica" w:cs="Helvetica"/>
-                <w:i w:val="false"/>
-                <w:b w:val="false"/>
-                <w:u w:val="none"/>
-                <w:sz w:val="22"/>
-                <w:szCs w:val="22"/>
-                <w:color w:val="000000"/>
-              </w:rPr>
-            </w:pPr>
-            <w:r>
-              <w:rPr>
-                <w:rFonts w:ascii="Helvetica" w:hAnsi="Helvetica" w:eastAsia="Helvetica" w:cs="Helvetica"/>
-                <w:i w:val="false"/>
-                <w:b w:val="false"/>
-                <w:u w:val="none"/>
-                <w:sz w:val="22"/>
-                <w:szCs w:val="22"/>
-                <w:color w:val="000000"/>
-              </w:rPr>
-              <w:t xml:space="preserve">-24, 14</w:t>
-            </w:r>
-          </w:p>
-        </w:tc>
-        <w:tc>
-          <w:tcPr>
-            <w:tcBorders>
-              <w:bottom w:val="none" w:sz="0" w:space="0" w:color="000000"/>
-              <w:top w:val="none" w:sz="0" w:space="0" w:color="000000"/>
-              <w:left w:val="none" w:sz="0" w:space="0" w:color="000000"/>
-              <w:right w:val="none" w:sz="0" w:space="0" w:color="000000"/>
-            </w:tcBorders>
-            <w:shd w:val="clear" w:color="auto" w:fill="FFFFFF"/>
-            <w:tcMar>
-              <w:top w:w="0" w:type="dxa"/>
-              <w:bottom w:w="0" w:type="dxa"/>
-              <w:left w:w="0" w:type="dxa"/>
-              <w:right w:w="0" w:type="dxa"/>
-            </w:tcMar>
-            <w:vAlign w:val="top"/>
-          </w:tcPr>
-          <w:p>
-            <w:pPr>
-              <w:pStyle w:val="Normal"/>
-              <w:jc w:val="center"/>
-              <w:pBdr>
-                <w:bottom w:val="none" w:sz="0" w:space="0" w:color="000000"/>
-                <w:top w:val="none" w:sz="0" w:space="0" w:color="000000"/>
-                <w:left w:val="none" w:sz="0" w:space="0" w:color="000000"/>
-                <w:right w:val="none" w:sz="0" w:space="0" w:color="000000"/>
-              </w:pBdr>
-              <w:spacing w:after="100" w:before="100" w:line="240"/>
-              <w:ind w:left="100" w:right="100" w:firstLine="0" w:firstLineChars="0"/>
-              <w:rPr>
-                <w:rFonts w:ascii="Helvetica" w:hAnsi="Helvetica" w:eastAsia="Helvetica" w:cs="Helvetica"/>
-                <w:i w:val="false"/>
-                <w:b w:val="false"/>
-                <w:u w:val="none"/>
-                <w:sz w:val="22"/>
-                <w:szCs w:val="22"/>
-                <w:color w:val="000000"/>
-              </w:rPr>
-            </w:pPr>
-            <w:r>
-              <w:rPr>
-                <w:rFonts w:ascii="Helvetica" w:hAnsi="Helvetica" w:eastAsia="Helvetica" w:cs="Helvetica"/>
-                <w:i w:val="false"/>
-                <w:b w:val="false"/>
-                <w:u w:val="none"/>
-                <w:sz w:val="22"/>
-                <w:szCs w:val="22"/>
-                <w:color w:val="000000"/>
-              </w:rPr>
-              <w:t xml:space="preserve">0.612</w:t>
+              <w:t xml:space="preserve">-2.6</w:t>
+            </w:r>
+          </w:p>
+        </w:tc>
+        <w:tc>
+          <w:tcPr>
+            <w:tcBorders>
+              <w:bottom w:val="none" w:sz="0" w:space="0" w:color="000000"/>
+              <w:top w:val="none" w:sz="0" w:space="0" w:color="000000"/>
+              <w:left w:val="none" w:sz="0" w:space="0" w:color="000000"/>
+              <w:right w:val="none" w:sz="0" w:space="0" w:color="000000"/>
+            </w:tcBorders>
+            <w:shd w:val="clear" w:color="auto" w:fill="FFFFFF"/>
+            <w:tcMar>
+              <w:top w:w="0" w:type="dxa"/>
+              <w:bottom w:w="0" w:type="dxa"/>
+              <w:left w:w="0" w:type="dxa"/>
+              <w:right w:w="0" w:type="dxa"/>
+            </w:tcMar>
+            <w:vAlign w:val="top"/>
+          </w:tcPr>
+          <w:p>
+            <w:pPr>
+              <w:pStyle w:val="Normal"/>
+              <w:jc w:val="center"/>
+              <w:pBdr>
+                <w:bottom w:val="none" w:sz="0" w:space="0" w:color="000000"/>
+                <w:top w:val="none" w:sz="0" w:space="0" w:color="000000"/>
+                <w:left w:val="none" w:sz="0" w:space="0" w:color="000000"/>
+                <w:right w:val="none" w:sz="0" w:space="0" w:color="000000"/>
+              </w:pBdr>
+              <w:spacing w:after="100" w:before="100" w:line="240"/>
+              <w:ind w:left="100" w:right="100" w:firstLine="0" w:firstLineChars="0"/>
+              <w:rPr>
+                <w:rFonts w:ascii="Helvetica" w:hAnsi="Helvetica" w:eastAsia="Helvetica" w:cs="Helvetica"/>
+                <w:i w:val="false"/>
+                <w:b w:val="false"/>
+                <w:u w:val="none"/>
+                <w:sz w:val="22"/>
+                <w:szCs w:val="22"/>
+                <w:color w:val="000000"/>
+              </w:rPr>
+            </w:pPr>
+            <w:r>
+              <w:rPr>
+                <w:rFonts w:ascii="Helvetica" w:hAnsi="Helvetica" w:eastAsia="Helvetica" w:cs="Helvetica"/>
+                <w:i w:val="false"/>
+                <w:b w:val="false"/>
+                <w:u w:val="none"/>
+                <w:sz w:val="22"/>
+                <w:szCs w:val="22"/>
+                <w:color w:val="000000"/>
+              </w:rPr>
+              <w:t xml:space="preserve">-22, 17</w:t>
+            </w:r>
+          </w:p>
+        </w:tc>
+        <w:tc>
+          <w:tcPr>
+            <w:tcBorders>
+              <w:bottom w:val="none" w:sz="0" w:space="0" w:color="000000"/>
+              <w:top w:val="none" w:sz="0" w:space="0" w:color="000000"/>
+              <w:left w:val="none" w:sz="0" w:space="0" w:color="000000"/>
+              <w:right w:val="none" w:sz="0" w:space="0" w:color="000000"/>
+            </w:tcBorders>
+            <w:shd w:val="clear" w:color="auto" w:fill="FFFFFF"/>
+            <w:tcMar>
+              <w:top w:w="0" w:type="dxa"/>
+              <w:bottom w:w="0" w:type="dxa"/>
+              <w:left w:w="0" w:type="dxa"/>
+              <w:right w:w="0" w:type="dxa"/>
+            </w:tcMar>
+            <w:vAlign w:val="top"/>
+          </w:tcPr>
+          <w:p>
+            <w:pPr>
+              <w:pStyle w:val="Normal"/>
+              <w:jc w:val="center"/>
+              <w:pBdr>
+                <w:bottom w:val="none" w:sz="0" w:space="0" w:color="000000"/>
+                <w:top w:val="none" w:sz="0" w:space="0" w:color="000000"/>
+                <w:left w:val="none" w:sz="0" w:space="0" w:color="000000"/>
+                <w:right w:val="none" w:sz="0" w:space="0" w:color="000000"/>
+              </w:pBdr>
+              <w:spacing w:after="100" w:before="100" w:line="240"/>
+              <w:ind w:left="100" w:right="100" w:firstLine="0" w:firstLineChars="0"/>
+              <w:rPr>
+                <w:rFonts w:ascii="Helvetica" w:hAnsi="Helvetica" w:eastAsia="Helvetica" w:cs="Helvetica"/>
+                <w:i w:val="false"/>
+                <w:b w:val="false"/>
+                <w:u w:val="none"/>
+                <w:sz w:val="22"/>
+                <w:szCs w:val="22"/>
+                <w:color w:val="000000"/>
+              </w:rPr>
+            </w:pPr>
+            <w:r>
+              <w:rPr>
+                <w:rFonts w:ascii="Helvetica" w:hAnsi="Helvetica" w:eastAsia="Helvetica" w:cs="Helvetica"/>
+                <w:i w:val="false"/>
+                <w:b w:val="false"/>
+                <w:u w:val="none"/>
+                <w:sz w:val="22"/>
+                <w:szCs w:val="22"/>
+                <w:color w:val="000000"/>
+              </w:rPr>
+              <w:t xml:space="preserve">0.785</w:t>
             </w:r>
           </w:p>
         </w:tc>
@@ -11220,113 +11220,113 @@
                 <w:szCs w:val="22"/>
                 <w:color w:val="000000"/>
               </w:rPr>
-              <w:t xml:space="preserve">-14</w:t>
-            </w:r>
-          </w:p>
-        </w:tc>
-        <w:tc>
-          <w:tcPr>
-            <w:tcBorders>
-              <w:bottom w:val="none" w:sz="0" w:space="0" w:color="000000"/>
-              <w:top w:val="none" w:sz="0" w:space="0" w:color="000000"/>
-              <w:left w:val="none" w:sz="0" w:space="0" w:color="000000"/>
-              <w:right w:val="none" w:sz="0" w:space="0" w:color="000000"/>
-            </w:tcBorders>
-            <w:shd w:val="clear" w:color="auto" w:fill="FFFFFF"/>
-            <w:tcMar>
-              <w:top w:w="0" w:type="dxa"/>
-              <w:bottom w:w="0" w:type="dxa"/>
-              <w:left w:w="0" w:type="dxa"/>
-              <w:right w:w="0" w:type="dxa"/>
-            </w:tcMar>
-            <w:vAlign w:val="top"/>
-          </w:tcPr>
-          <w:p>
-            <w:pPr>
-              <w:pStyle w:val="Normal"/>
-              <w:jc w:val="center"/>
-              <w:pBdr>
-                <w:bottom w:val="none" w:sz="0" w:space="0" w:color="000000"/>
-                <w:top w:val="none" w:sz="0" w:space="0" w:color="000000"/>
-                <w:left w:val="none" w:sz="0" w:space="0" w:color="000000"/>
-                <w:right w:val="none" w:sz="0" w:space="0" w:color="000000"/>
-              </w:pBdr>
-              <w:spacing w:after="100" w:before="100" w:line="240"/>
-              <w:ind w:left="100" w:right="100" w:firstLine="0" w:firstLineChars="0"/>
-              <w:rPr>
-                <w:rFonts w:ascii="Helvetica" w:hAnsi="Helvetica" w:eastAsia="Helvetica" w:cs="Helvetica"/>
-                <w:i w:val="false"/>
-                <w:b w:val="false"/>
-                <w:u w:val="none"/>
-                <w:sz w:val="22"/>
-                <w:szCs w:val="22"/>
-                <w:color w:val="000000"/>
-              </w:rPr>
-            </w:pPr>
-            <w:r>
-              <w:rPr>
-                <w:rFonts w:ascii="Helvetica" w:hAnsi="Helvetica" w:eastAsia="Helvetica" w:cs="Helvetica"/>
-                <w:i w:val="false"/>
-                <w:b w:val="false"/>
-                <w:u w:val="none"/>
-                <w:sz w:val="22"/>
-                <w:szCs w:val="22"/>
-                <w:color w:val="000000"/>
-              </w:rPr>
-              <w:t xml:space="preserve">-32, 3.8</w:t>
-            </w:r>
-          </w:p>
-        </w:tc>
-        <w:tc>
-          <w:tcPr>
-            <w:tcBorders>
-              <w:bottom w:val="none" w:sz="0" w:space="0" w:color="000000"/>
-              <w:top w:val="none" w:sz="0" w:space="0" w:color="000000"/>
-              <w:left w:val="none" w:sz="0" w:space="0" w:color="000000"/>
-              <w:right w:val="none" w:sz="0" w:space="0" w:color="000000"/>
-            </w:tcBorders>
-            <w:shd w:val="clear" w:color="auto" w:fill="FFFFFF"/>
-            <w:tcMar>
-              <w:top w:w="0" w:type="dxa"/>
-              <w:bottom w:w="0" w:type="dxa"/>
-              <w:left w:w="0" w:type="dxa"/>
-              <w:right w:w="0" w:type="dxa"/>
-            </w:tcMar>
-            <w:vAlign w:val="top"/>
-          </w:tcPr>
-          <w:p>
-            <w:pPr>
-              <w:pStyle w:val="Normal"/>
-              <w:jc w:val="center"/>
-              <w:pBdr>
-                <w:bottom w:val="none" w:sz="0" w:space="0" w:color="000000"/>
-                <w:top w:val="none" w:sz="0" w:space="0" w:color="000000"/>
-                <w:left w:val="none" w:sz="0" w:space="0" w:color="000000"/>
-                <w:right w:val="none" w:sz="0" w:space="0" w:color="000000"/>
-              </w:pBdr>
-              <w:spacing w:after="100" w:before="100" w:line="240"/>
-              <w:ind w:left="100" w:right="100" w:firstLine="0" w:firstLineChars="0"/>
-              <w:rPr>
-                <w:rFonts w:ascii="Helvetica" w:hAnsi="Helvetica" w:eastAsia="Helvetica" w:cs="Helvetica"/>
-                <w:i w:val="false"/>
-                <w:b w:val="false"/>
-                <w:u w:val="none"/>
-                <w:sz w:val="22"/>
-                <w:szCs w:val="22"/>
-                <w:color w:val="000000"/>
-              </w:rPr>
-            </w:pPr>
-            <w:r>
-              <w:rPr>
-                <w:rFonts w:ascii="Helvetica" w:hAnsi="Helvetica" w:eastAsia="Helvetica" w:cs="Helvetica"/>
-                <w:i w:val="false"/>
-                <w:b w:val="false"/>
-                <w:u w:val="none"/>
-                <w:sz w:val="22"/>
-                <w:szCs w:val="22"/>
-                <w:color w:val="000000"/>
-              </w:rPr>
-              <w:t xml:space="preserve">0.122</w:t>
+              <w:t xml:space="preserve">-13</w:t>
+            </w:r>
+          </w:p>
+        </w:tc>
+        <w:tc>
+          <w:tcPr>
+            <w:tcBorders>
+              <w:bottom w:val="none" w:sz="0" w:space="0" w:color="000000"/>
+              <w:top w:val="none" w:sz="0" w:space="0" w:color="000000"/>
+              <w:left w:val="none" w:sz="0" w:space="0" w:color="000000"/>
+              <w:right w:val="none" w:sz="0" w:space="0" w:color="000000"/>
+            </w:tcBorders>
+            <w:shd w:val="clear" w:color="auto" w:fill="FFFFFF"/>
+            <w:tcMar>
+              <w:top w:w="0" w:type="dxa"/>
+              <w:bottom w:w="0" w:type="dxa"/>
+              <w:left w:w="0" w:type="dxa"/>
+              <w:right w:w="0" w:type="dxa"/>
+            </w:tcMar>
+            <w:vAlign w:val="top"/>
+          </w:tcPr>
+          <w:p>
+            <w:pPr>
+              <w:pStyle w:val="Normal"/>
+              <w:jc w:val="center"/>
+              <w:pBdr>
+                <w:bottom w:val="none" w:sz="0" w:space="0" w:color="000000"/>
+                <w:top w:val="none" w:sz="0" w:space="0" w:color="000000"/>
+                <w:left w:val="none" w:sz="0" w:space="0" w:color="000000"/>
+                <w:right w:val="none" w:sz="0" w:space="0" w:color="000000"/>
+              </w:pBdr>
+              <w:spacing w:after="100" w:before="100" w:line="240"/>
+              <w:ind w:left="100" w:right="100" w:firstLine="0" w:firstLineChars="0"/>
+              <w:rPr>
+                <w:rFonts w:ascii="Helvetica" w:hAnsi="Helvetica" w:eastAsia="Helvetica" w:cs="Helvetica"/>
+                <w:i w:val="false"/>
+                <w:b w:val="false"/>
+                <w:u w:val="none"/>
+                <w:sz w:val="22"/>
+                <w:szCs w:val="22"/>
+                <w:color w:val="000000"/>
+              </w:rPr>
+            </w:pPr>
+            <w:r>
+              <w:rPr>
+                <w:rFonts w:ascii="Helvetica" w:hAnsi="Helvetica" w:eastAsia="Helvetica" w:cs="Helvetica"/>
+                <w:i w:val="false"/>
+                <w:b w:val="false"/>
+                <w:u w:val="none"/>
+                <w:sz w:val="22"/>
+                <w:szCs w:val="22"/>
+                <w:color w:val="000000"/>
+              </w:rPr>
+              <w:t xml:space="preserve">-31, 5.0</w:t>
+            </w:r>
+          </w:p>
+        </w:tc>
+        <w:tc>
+          <w:tcPr>
+            <w:tcBorders>
+              <w:bottom w:val="none" w:sz="0" w:space="0" w:color="000000"/>
+              <w:top w:val="none" w:sz="0" w:space="0" w:color="000000"/>
+              <w:left w:val="none" w:sz="0" w:space="0" w:color="000000"/>
+              <w:right w:val="none" w:sz="0" w:space="0" w:color="000000"/>
+            </w:tcBorders>
+            <w:shd w:val="clear" w:color="auto" w:fill="FFFFFF"/>
+            <w:tcMar>
+              <w:top w:w="0" w:type="dxa"/>
+              <w:bottom w:w="0" w:type="dxa"/>
+              <w:left w:w="0" w:type="dxa"/>
+              <w:right w:w="0" w:type="dxa"/>
+            </w:tcMar>
+            <w:vAlign w:val="top"/>
+          </w:tcPr>
+          <w:p>
+            <w:pPr>
+              <w:pStyle w:val="Normal"/>
+              <w:jc w:val="center"/>
+              <w:pBdr>
+                <w:bottom w:val="none" w:sz="0" w:space="0" w:color="000000"/>
+                <w:top w:val="none" w:sz="0" w:space="0" w:color="000000"/>
+                <w:left w:val="none" w:sz="0" w:space="0" w:color="000000"/>
+                <w:right w:val="none" w:sz="0" w:space="0" w:color="000000"/>
+              </w:pBdr>
+              <w:spacing w:after="100" w:before="100" w:line="240"/>
+              <w:ind w:left="100" w:right="100" w:firstLine="0" w:firstLineChars="0"/>
+              <w:rPr>
+                <w:rFonts w:ascii="Helvetica" w:hAnsi="Helvetica" w:eastAsia="Helvetica" w:cs="Helvetica"/>
+                <w:i w:val="false"/>
+                <w:b w:val="false"/>
+                <w:u w:val="none"/>
+                <w:sz w:val="22"/>
+                <w:szCs w:val="22"/>
+                <w:color w:val="000000"/>
+              </w:rPr>
+            </w:pPr>
+            <w:r>
+              <w:rPr>
+                <w:rFonts w:ascii="Helvetica" w:hAnsi="Helvetica" w:eastAsia="Helvetica" w:cs="Helvetica"/>
+                <w:i w:val="false"/>
+                <w:b w:val="false"/>
+                <w:u w:val="none"/>
+                <w:sz w:val="22"/>
+                <w:szCs w:val="22"/>
+                <w:color w:val="000000"/>
+              </w:rPr>
+              <w:t xml:space="preserve">0.154</w:t>
             </w:r>
           </w:p>
         </w:tc>
@@ -11703,113 +11703,113 @@
                 <w:szCs w:val="22"/>
                 <w:color w:val="000000"/>
               </w:rPr>
-              <w:t xml:space="preserve">1.7</w:t>
-            </w:r>
-          </w:p>
-        </w:tc>
-        <w:tc>
-          <w:tcPr>
-            <w:tcBorders>
-              <w:bottom w:val="none" w:sz="0" w:space="0" w:color="000000"/>
-              <w:top w:val="none" w:sz="0" w:space="0" w:color="000000"/>
-              <w:left w:val="none" w:sz="0" w:space="0" w:color="000000"/>
-              <w:right w:val="none" w:sz="0" w:space="0" w:color="000000"/>
-            </w:tcBorders>
-            <w:shd w:val="clear" w:color="auto" w:fill="FFFFFF"/>
-            <w:tcMar>
-              <w:top w:w="0" w:type="dxa"/>
-              <w:bottom w:w="0" w:type="dxa"/>
-              <w:left w:w="0" w:type="dxa"/>
-              <w:right w:w="0" w:type="dxa"/>
-            </w:tcMar>
-            <w:vAlign w:val="top"/>
-          </w:tcPr>
-          <w:p>
-            <w:pPr>
-              <w:pStyle w:val="Normal"/>
-              <w:jc w:val="center"/>
-              <w:pBdr>
-                <w:bottom w:val="none" w:sz="0" w:space="0" w:color="000000"/>
-                <w:top w:val="none" w:sz="0" w:space="0" w:color="000000"/>
-                <w:left w:val="none" w:sz="0" w:space="0" w:color="000000"/>
-                <w:right w:val="none" w:sz="0" w:space="0" w:color="000000"/>
-              </w:pBdr>
-              <w:spacing w:after="100" w:before="100" w:line="240"/>
-              <w:ind w:left="100" w:right="100" w:firstLine="0" w:firstLineChars="0"/>
-              <w:rPr>
-                <w:rFonts w:ascii="Helvetica" w:hAnsi="Helvetica" w:eastAsia="Helvetica" w:cs="Helvetica"/>
-                <w:i w:val="false"/>
-                <w:b w:val="false"/>
-                <w:u w:val="none"/>
-                <w:sz w:val="22"/>
-                <w:szCs w:val="22"/>
-                <w:color w:val="000000"/>
-              </w:rPr>
-            </w:pPr>
-            <w:r>
-              <w:rPr>
-                <w:rFonts w:ascii="Helvetica" w:hAnsi="Helvetica" w:eastAsia="Helvetica" w:cs="Helvetica"/>
-                <w:i w:val="false"/>
-                <w:b w:val="false"/>
-                <w:u w:val="none"/>
-                <w:sz w:val="22"/>
-                <w:szCs w:val="22"/>
-                <w:color w:val="000000"/>
-              </w:rPr>
-              <w:t xml:space="preserve">-22, 25</w:t>
-            </w:r>
-          </w:p>
-        </w:tc>
-        <w:tc>
-          <w:tcPr>
-            <w:tcBorders>
-              <w:bottom w:val="none" w:sz="0" w:space="0" w:color="000000"/>
-              <w:top w:val="none" w:sz="0" w:space="0" w:color="000000"/>
-              <w:left w:val="none" w:sz="0" w:space="0" w:color="000000"/>
-              <w:right w:val="none" w:sz="0" w:space="0" w:color="000000"/>
-            </w:tcBorders>
-            <w:shd w:val="clear" w:color="auto" w:fill="FFFFFF"/>
-            <w:tcMar>
-              <w:top w:w="0" w:type="dxa"/>
-              <w:bottom w:w="0" w:type="dxa"/>
-              <w:left w:w="0" w:type="dxa"/>
-              <w:right w:w="0" w:type="dxa"/>
-            </w:tcMar>
-            <w:vAlign w:val="top"/>
-          </w:tcPr>
-          <w:p>
-            <w:pPr>
-              <w:pStyle w:val="Normal"/>
-              <w:jc w:val="center"/>
-              <w:pBdr>
-                <w:bottom w:val="none" w:sz="0" w:space="0" w:color="000000"/>
-                <w:top w:val="none" w:sz="0" w:space="0" w:color="000000"/>
-                <w:left w:val="none" w:sz="0" w:space="0" w:color="000000"/>
-                <w:right w:val="none" w:sz="0" w:space="0" w:color="000000"/>
-              </w:pBdr>
-              <w:spacing w:after="100" w:before="100" w:line="240"/>
-              <w:ind w:left="100" w:right="100" w:firstLine="0" w:firstLineChars="0"/>
-              <w:rPr>
-                <w:rFonts w:ascii="Helvetica" w:hAnsi="Helvetica" w:eastAsia="Helvetica" w:cs="Helvetica"/>
-                <w:i w:val="false"/>
-                <w:b w:val="false"/>
-                <w:u w:val="none"/>
-                <w:sz w:val="22"/>
-                <w:szCs w:val="22"/>
-                <w:color w:val="000000"/>
-              </w:rPr>
-            </w:pPr>
-            <w:r>
-              <w:rPr>
-                <w:rFonts w:ascii="Helvetica" w:hAnsi="Helvetica" w:eastAsia="Helvetica" w:cs="Helvetica"/>
-                <w:i w:val="false"/>
-                <w:b w:val="false"/>
-                <w:u w:val="none"/>
-                <w:sz w:val="22"/>
-                <w:szCs w:val="22"/>
-                <w:color w:val="000000"/>
-              </w:rPr>
-              <w:t xml:space="preserve">0.882</w:t>
+              <w:t xml:space="preserve">-0.03</w:t>
+            </w:r>
+          </w:p>
+        </w:tc>
+        <w:tc>
+          <w:tcPr>
+            <w:tcBorders>
+              <w:bottom w:val="none" w:sz="0" w:space="0" w:color="000000"/>
+              <w:top w:val="none" w:sz="0" w:space="0" w:color="000000"/>
+              <w:left w:val="none" w:sz="0" w:space="0" w:color="000000"/>
+              <w:right w:val="none" w:sz="0" w:space="0" w:color="000000"/>
+            </w:tcBorders>
+            <w:shd w:val="clear" w:color="auto" w:fill="FFFFFF"/>
+            <w:tcMar>
+              <w:top w:w="0" w:type="dxa"/>
+              <w:bottom w:w="0" w:type="dxa"/>
+              <w:left w:w="0" w:type="dxa"/>
+              <w:right w:w="0" w:type="dxa"/>
+            </w:tcMar>
+            <w:vAlign w:val="top"/>
+          </w:tcPr>
+          <w:p>
+            <w:pPr>
+              <w:pStyle w:val="Normal"/>
+              <w:jc w:val="center"/>
+              <w:pBdr>
+                <w:bottom w:val="none" w:sz="0" w:space="0" w:color="000000"/>
+                <w:top w:val="none" w:sz="0" w:space="0" w:color="000000"/>
+                <w:left w:val="none" w:sz="0" w:space="0" w:color="000000"/>
+                <w:right w:val="none" w:sz="0" w:space="0" w:color="000000"/>
+              </w:pBdr>
+              <w:spacing w:after="100" w:before="100" w:line="240"/>
+              <w:ind w:left="100" w:right="100" w:firstLine="0" w:firstLineChars="0"/>
+              <w:rPr>
+                <w:rFonts w:ascii="Helvetica" w:hAnsi="Helvetica" w:eastAsia="Helvetica" w:cs="Helvetica"/>
+                <w:i w:val="false"/>
+                <w:b w:val="false"/>
+                <w:u w:val="none"/>
+                <w:sz w:val="22"/>
+                <w:szCs w:val="22"/>
+                <w:color w:val="000000"/>
+              </w:rPr>
+            </w:pPr>
+            <w:r>
+              <w:rPr>
+                <w:rFonts w:ascii="Helvetica" w:hAnsi="Helvetica" w:eastAsia="Helvetica" w:cs="Helvetica"/>
+                <w:i w:val="false"/>
+                <w:b w:val="false"/>
+                <w:u w:val="none"/>
+                <w:sz w:val="22"/>
+                <w:szCs w:val="22"/>
+                <w:color w:val="000000"/>
+              </w:rPr>
+              <w:t xml:space="preserve">-23, 23</w:t>
+            </w:r>
+          </w:p>
+        </w:tc>
+        <w:tc>
+          <w:tcPr>
+            <w:tcBorders>
+              <w:bottom w:val="none" w:sz="0" w:space="0" w:color="000000"/>
+              <w:top w:val="none" w:sz="0" w:space="0" w:color="000000"/>
+              <w:left w:val="none" w:sz="0" w:space="0" w:color="000000"/>
+              <w:right w:val="none" w:sz="0" w:space="0" w:color="000000"/>
+            </w:tcBorders>
+            <w:shd w:val="clear" w:color="auto" w:fill="FFFFFF"/>
+            <w:tcMar>
+              <w:top w:w="0" w:type="dxa"/>
+              <w:bottom w:w="0" w:type="dxa"/>
+              <w:left w:w="0" w:type="dxa"/>
+              <w:right w:w="0" w:type="dxa"/>
+            </w:tcMar>
+            <w:vAlign w:val="top"/>
+          </w:tcPr>
+          <w:p>
+            <w:pPr>
+              <w:pStyle w:val="Normal"/>
+              <w:jc w:val="center"/>
+              <w:pBdr>
+                <w:bottom w:val="none" w:sz="0" w:space="0" w:color="000000"/>
+                <w:top w:val="none" w:sz="0" w:space="0" w:color="000000"/>
+                <w:left w:val="none" w:sz="0" w:space="0" w:color="000000"/>
+                <w:right w:val="none" w:sz="0" w:space="0" w:color="000000"/>
+              </w:pBdr>
+              <w:spacing w:after="100" w:before="100" w:line="240"/>
+              <w:ind w:left="100" w:right="100" w:firstLine="0" w:firstLineChars="0"/>
+              <w:rPr>
+                <w:rFonts w:ascii="Helvetica" w:hAnsi="Helvetica" w:eastAsia="Helvetica" w:cs="Helvetica"/>
+                <w:i w:val="false"/>
+                <w:b w:val="false"/>
+                <w:u w:val="none"/>
+                <w:sz w:val="22"/>
+                <w:szCs w:val="22"/>
+                <w:color w:val="000000"/>
+              </w:rPr>
+            </w:pPr>
+            <w:r>
+              <w:rPr>
+                <w:rFonts w:ascii="Helvetica" w:hAnsi="Helvetica" w:eastAsia="Helvetica" w:cs="Helvetica"/>
+                <w:i w:val="false"/>
+                <w:b w:val="false"/>
+                <w:u w:val="none"/>
+                <w:sz w:val="22"/>
+                <w:szCs w:val="22"/>
+                <w:color w:val="000000"/>
+              </w:rPr>
+              <w:t xml:space="preserve">0.998</w:t>
             </w:r>
           </w:p>
         </w:tc>
@@ -12239,60 +12239,60 @@
                 <w:szCs w:val="22"/>
                 <w:color w:val="000000"/>
               </w:rPr>
-              <w:t xml:space="preserve">-38, 15</w:t>
-            </w:r>
-          </w:p>
-        </w:tc>
-        <w:tc>
-          <w:tcPr>
-            <w:tcBorders>
-              <w:bottom w:val="none" w:sz="0" w:space="0" w:color="000000"/>
-              <w:top w:val="none" w:sz="0" w:space="0" w:color="000000"/>
-              <w:left w:val="none" w:sz="0" w:space="0" w:color="000000"/>
-              <w:right w:val="none" w:sz="0" w:space="0" w:color="000000"/>
-            </w:tcBorders>
-            <w:shd w:val="clear" w:color="auto" w:fill="FFFFFF"/>
-            <w:tcMar>
-              <w:top w:w="0" w:type="dxa"/>
-              <w:bottom w:w="0" w:type="dxa"/>
-              <w:left w:w="0" w:type="dxa"/>
-              <w:right w:w="0" w:type="dxa"/>
-            </w:tcMar>
-            <w:vAlign w:val="top"/>
-          </w:tcPr>
-          <w:p>
-            <w:pPr>
-              <w:pStyle w:val="Normal"/>
-              <w:jc w:val="center"/>
-              <w:pBdr>
-                <w:bottom w:val="none" w:sz="0" w:space="0" w:color="000000"/>
-                <w:top w:val="none" w:sz="0" w:space="0" w:color="000000"/>
-                <w:left w:val="none" w:sz="0" w:space="0" w:color="000000"/>
-                <w:right w:val="none" w:sz="0" w:space="0" w:color="000000"/>
-              </w:pBdr>
-              <w:spacing w:after="100" w:before="100" w:line="240"/>
-              <w:ind w:left="100" w:right="100" w:firstLine="0" w:firstLineChars="0"/>
-              <w:rPr>
-                <w:rFonts w:ascii="Helvetica" w:hAnsi="Helvetica" w:eastAsia="Helvetica" w:cs="Helvetica"/>
-                <w:i w:val="false"/>
-                <w:b w:val="false"/>
-                <w:u w:val="none"/>
-                <w:sz w:val="22"/>
-                <w:szCs w:val="22"/>
-                <w:color w:val="000000"/>
-              </w:rPr>
-            </w:pPr>
-            <w:r>
-              <w:rPr>
-                <w:rFonts w:ascii="Helvetica" w:hAnsi="Helvetica" w:eastAsia="Helvetica" w:cs="Helvetica"/>
-                <w:i w:val="false"/>
-                <w:b w:val="false"/>
-                <w:u w:val="none"/>
-                <w:sz w:val="22"/>
-                <w:szCs w:val="22"/>
-                <w:color w:val="000000"/>
-              </w:rPr>
-              <w:t xml:space="preserve">0.388</w:t>
+              <w:t xml:space="preserve">-38, 16</w:t>
+            </w:r>
+          </w:p>
+        </w:tc>
+        <w:tc>
+          <w:tcPr>
+            <w:tcBorders>
+              <w:bottom w:val="none" w:sz="0" w:space="0" w:color="000000"/>
+              <w:top w:val="none" w:sz="0" w:space="0" w:color="000000"/>
+              <w:left w:val="none" w:sz="0" w:space="0" w:color="000000"/>
+              <w:right w:val="none" w:sz="0" w:space="0" w:color="000000"/>
+            </w:tcBorders>
+            <w:shd w:val="clear" w:color="auto" w:fill="FFFFFF"/>
+            <w:tcMar>
+              <w:top w:w="0" w:type="dxa"/>
+              <w:bottom w:w="0" w:type="dxa"/>
+              <w:left w:w="0" w:type="dxa"/>
+              <w:right w:w="0" w:type="dxa"/>
+            </w:tcMar>
+            <w:vAlign w:val="top"/>
+          </w:tcPr>
+          <w:p>
+            <w:pPr>
+              <w:pStyle w:val="Normal"/>
+              <w:jc w:val="center"/>
+              <w:pBdr>
+                <w:bottom w:val="none" w:sz="0" w:space="0" w:color="000000"/>
+                <w:top w:val="none" w:sz="0" w:space="0" w:color="000000"/>
+                <w:left w:val="none" w:sz="0" w:space="0" w:color="000000"/>
+                <w:right w:val="none" w:sz="0" w:space="0" w:color="000000"/>
+              </w:pBdr>
+              <w:spacing w:after="100" w:before="100" w:line="240"/>
+              <w:ind w:left="100" w:right="100" w:firstLine="0" w:firstLineChars="0"/>
+              <w:rPr>
+                <w:rFonts w:ascii="Helvetica" w:hAnsi="Helvetica" w:eastAsia="Helvetica" w:cs="Helvetica"/>
+                <w:i w:val="false"/>
+                <w:b w:val="false"/>
+                <w:u w:val="none"/>
+                <w:sz w:val="22"/>
+                <w:szCs w:val="22"/>
+                <w:color w:val="000000"/>
+              </w:rPr>
+            </w:pPr>
+            <w:r>
+              <w:rPr>
+                <w:rFonts w:ascii="Helvetica" w:hAnsi="Helvetica" w:eastAsia="Helvetica" w:cs="Helvetica"/>
+                <w:i w:val="false"/>
+                <w:b w:val="false"/>
+                <w:u w:val="none"/>
+                <w:sz w:val="22"/>
+                <w:szCs w:val="22"/>
+                <w:color w:val="000000"/>
+              </w:rPr>
+              <w:t xml:space="preserve">0.416</w:t>
             </w:r>
           </w:p>
         </w:tc>
@@ -12669,113 +12669,113 @@
                 <w:szCs w:val="22"/>
                 <w:color w:val="000000"/>
               </w:rPr>
-              <w:t xml:space="preserve">16</w:t>
-            </w:r>
-          </w:p>
-        </w:tc>
-        <w:tc>
-          <w:tcPr>
-            <w:tcBorders>
-              <w:bottom w:val="none" w:sz="0" w:space="0" w:color="000000"/>
-              <w:top w:val="none" w:sz="0" w:space="0" w:color="000000"/>
-              <w:left w:val="none" w:sz="0" w:space="0" w:color="000000"/>
-              <w:right w:val="none" w:sz="0" w:space="0" w:color="000000"/>
-            </w:tcBorders>
-            <w:shd w:val="clear" w:color="auto" w:fill="FFFFFF"/>
-            <w:tcMar>
-              <w:top w:w="0" w:type="dxa"/>
-              <w:bottom w:w="0" w:type="dxa"/>
-              <w:left w:w="0" w:type="dxa"/>
-              <w:right w:w="0" w:type="dxa"/>
-            </w:tcMar>
-            <w:vAlign w:val="top"/>
-          </w:tcPr>
-          <w:p>
-            <w:pPr>
-              <w:pStyle w:val="Normal"/>
-              <w:jc w:val="center"/>
-              <w:pBdr>
-                <w:bottom w:val="none" w:sz="0" w:space="0" w:color="000000"/>
-                <w:top w:val="none" w:sz="0" w:space="0" w:color="000000"/>
-                <w:left w:val="none" w:sz="0" w:space="0" w:color="000000"/>
-                <w:right w:val="none" w:sz="0" w:space="0" w:color="000000"/>
-              </w:pBdr>
-              <w:spacing w:after="100" w:before="100" w:line="240"/>
-              <w:ind w:left="100" w:right="100" w:firstLine="0" w:firstLineChars="0"/>
-              <w:rPr>
-                <w:rFonts w:ascii="Helvetica" w:hAnsi="Helvetica" w:eastAsia="Helvetica" w:cs="Helvetica"/>
-                <w:i w:val="false"/>
-                <w:b w:val="false"/>
-                <w:u w:val="none"/>
-                <w:sz w:val="22"/>
-                <w:szCs w:val="22"/>
-                <w:color w:val="000000"/>
-              </w:rPr>
-            </w:pPr>
-            <w:r>
-              <w:rPr>
-                <w:rFonts w:ascii="Helvetica" w:hAnsi="Helvetica" w:eastAsia="Helvetica" w:cs="Helvetica"/>
-                <w:i w:val="false"/>
-                <w:b w:val="false"/>
-                <w:u w:val="none"/>
-                <w:sz w:val="22"/>
-                <w:szCs w:val="22"/>
-                <w:color w:val="000000"/>
-              </w:rPr>
-              <w:t xml:space="preserve">1.6, 30</w:t>
-            </w:r>
-          </w:p>
-        </w:tc>
-        <w:tc>
-          <w:tcPr>
-            <w:tcBorders>
-              <w:bottom w:val="none" w:sz="0" w:space="0" w:color="000000"/>
-              <w:top w:val="none" w:sz="0" w:space="0" w:color="000000"/>
-              <w:left w:val="none" w:sz="0" w:space="0" w:color="000000"/>
-              <w:right w:val="none" w:sz="0" w:space="0" w:color="000000"/>
-            </w:tcBorders>
-            <w:shd w:val="clear" w:color="auto" w:fill="FFFFFF"/>
-            <w:tcMar>
-              <w:top w:w="0" w:type="dxa"/>
-              <w:bottom w:w="0" w:type="dxa"/>
-              <w:left w:w="0" w:type="dxa"/>
-              <w:right w:w="0" w:type="dxa"/>
-            </w:tcMar>
-            <w:vAlign w:val="top"/>
-          </w:tcPr>
-          <w:p>
-            <w:pPr>
-              <w:pStyle w:val="Normal"/>
-              <w:jc w:val="center"/>
-              <w:pBdr>
-                <w:bottom w:val="none" w:sz="0" w:space="0" w:color="000000"/>
-                <w:top w:val="none" w:sz="0" w:space="0" w:color="000000"/>
-                <w:left w:val="none" w:sz="0" w:space="0" w:color="000000"/>
-                <w:right w:val="none" w:sz="0" w:space="0" w:color="000000"/>
-              </w:pBdr>
-              <w:spacing w:after="100" w:before="100" w:line="240"/>
-              <w:ind w:left="100" w:right="100" w:firstLine="0" w:firstLineChars="0"/>
-              <w:rPr>
-                <w:rFonts w:ascii="Helvetica" w:hAnsi="Helvetica" w:eastAsia="Helvetica" w:cs="Helvetica"/>
-                <w:i w:val="false"/>
-                <w:b w:val="false"/>
-                <w:u w:val="none"/>
-                <w:sz w:val="22"/>
-                <w:szCs w:val="22"/>
-                <w:color w:val="000000"/>
-              </w:rPr>
-            </w:pPr>
-            <w:r>
-              <w:rPr>
-                <w:rFonts w:ascii="Helvetica" w:hAnsi="Helvetica" w:eastAsia="Helvetica" w:cs="Helvetica"/>
-                <w:i w:val="false"/>
-                <w:b w:val="false"/>
-                <w:u w:val="none"/>
-                <w:sz w:val="22"/>
-                <w:szCs w:val="22"/>
-                <w:color w:val="000000"/>
-              </w:rPr>
-              <w:t xml:space="preserve">0.030</w:t>
+              <w:t xml:space="preserve">15</w:t>
+            </w:r>
+          </w:p>
+        </w:tc>
+        <w:tc>
+          <w:tcPr>
+            <w:tcBorders>
+              <w:bottom w:val="none" w:sz="0" w:space="0" w:color="000000"/>
+              <w:top w:val="none" w:sz="0" w:space="0" w:color="000000"/>
+              <w:left w:val="none" w:sz="0" w:space="0" w:color="000000"/>
+              <w:right w:val="none" w:sz="0" w:space="0" w:color="000000"/>
+            </w:tcBorders>
+            <w:shd w:val="clear" w:color="auto" w:fill="FFFFFF"/>
+            <w:tcMar>
+              <w:top w:w="0" w:type="dxa"/>
+              <w:bottom w:w="0" w:type="dxa"/>
+              <w:left w:w="0" w:type="dxa"/>
+              <w:right w:w="0" w:type="dxa"/>
+            </w:tcMar>
+            <w:vAlign w:val="top"/>
+          </w:tcPr>
+          <w:p>
+            <w:pPr>
+              <w:pStyle w:val="Normal"/>
+              <w:jc w:val="center"/>
+              <w:pBdr>
+                <w:bottom w:val="none" w:sz="0" w:space="0" w:color="000000"/>
+                <w:top w:val="none" w:sz="0" w:space="0" w:color="000000"/>
+                <w:left w:val="none" w:sz="0" w:space="0" w:color="000000"/>
+                <w:right w:val="none" w:sz="0" w:space="0" w:color="000000"/>
+              </w:pBdr>
+              <w:spacing w:after="100" w:before="100" w:line="240"/>
+              <w:ind w:left="100" w:right="100" w:firstLine="0" w:firstLineChars="0"/>
+              <w:rPr>
+                <w:rFonts w:ascii="Helvetica" w:hAnsi="Helvetica" w:eastAsia="Helvetica" w:cs="Helvetica"/>
+                <w:i w:val="false"/>
+                <w:b w:val="false"/>
+                <w:u w:val="none"/>
+                <w:sz w:val="22"/>
+                <w:szCs w:val="22"/>
+                <w:color w:val="000000"/>
+              </w:rPr>
+            </w:pPr>
+            <w:r>
+              <w:rPr>
+                <w:rFonts w:ascii="Helvetica" w:hAnsi="Helvetica" w:eastAsia="Helvetica" w:cs="Helvetica"/>
+                <w:i w:val="false"/>
+                <w:b w:val="false"/>
+                <w:u w:val="none"/>
+                <w:sz w:val="22"/>
+                <w:szCs w:val="22"/>
+                <w:color w:val="000000"/>
+              </w:rPr>
+              <w:t xml:space="preserve">0.67, 29</w:t>
+            </w:r>
+          </w:p>
+        </w:tc>
+        <w:tc>
+          <w:tcPr>
+            <w:tcBorders>
+              <w:bottom w:val="none" w:sz="0" w:space="0" w:color="000000"/>
+              <w:top w:val="none" w:sz="0" w:space="0" w:color="000000"/>
+              <w:left w:val="none" w:sz="0" w:space="0" w:color="000000"/>
+              <w:right w:val="none" w:sz="0" w:space="0" w:color="000000"/>
+            </w:tcBorders>
+            <w:shd w:val="clear" w:color="auto" w:fill="FFFFFF"/>
+            <w:tcMar>
+              <w:top w:w="0" w:type="dxa"/>
+              <w:bottom w:w="0" w:type="dxa"/>
+              <w:left w:w="0" w:type="dxa"/>
+              <w:right w:w="0" w:type="dxa"/>
+            </w:tcMar>
+            <w:vAlign w:val="top"/>
+          </w:tcPr>
+          <w:p>
+            <w:pPr>
+              <w:pStyle w:val="Normal"/>
+              <w:jc w:val="center"/>
+              <w:pBdr>
+                <w:bottom w:val="none" w:sz="0" w:space="0" w:color="000000"/>
+                <w:top w:val="none" w:sz="0" w:space="0" w:color="000000"/>
+                <w:left w:val="none" w:sz="0" w:space="0" w:color="000000"/>
+                <w:right w:val="none" w:sz="0" w:space="0" w:color="000000"/>
+              </w:pBdr>
+              <w:spacing w:after="100" w:before="100" w:line="240"/>
+              <w:ind w:left="100" w:right="100" w:firstLine="0" w:firstLineChars="0"/>
+              <w:rPr>
+                <w:rFonts w:ascii="Helvetica" w:hAnsi="Helvetica" w:eastAsia="Helvetica" w:cs="Helvetica"/>
+                <w:i w:val="false"/>
+                <w:b w:val="false"/>
+                <w:u w:val="none"/>
+                <w:sz w:val="22"/>
+                <w:szCs w:val="22"/>
+                <w:color w:val="000000"/>
+              </w:rPr>
+            </w:pPr>
+            <w:r>
+              <w:rPr>
+                <w:rFonts w:ascii="Helvetica" w:hAnsi="Helvetica" w:eastAsia="Helvetica" w:cs="Helvetica"/>
+                <w:i w:val="false"/>
+                <w:b w:val="false"/>
+                <w:u w:val="none"/>
+                <w:sz w:val="22"/>
+                <w:szCs w:val="22"/>
+                <w:color w:val="000000"/>
+              </w:rPr>
+              <w:t xml:space="preserve">0.040</w:t>
             </w:r>
           </w:p>
         </w:tc>
@@ -13152,113 +13152,113 @@
                 <w:szCs w:val="22"/>
                 <w:color w:val="000000"/>
               </w:rPr>
-              <w:t xml:space="preserve">0.08</w:t>
-            </w:r>
-          </w:p>
-        </w:tc>
-        <w:tc>
-          <w:tcPr>
-            <w:tcBorders>
-              <w:bottom w:val="none" w:sz="0" w:space="0" w:color="000000"/>
-              <w:top w:val="none" w:sz="0" w:space="0" w:color="000000"/>
-              <w:left w:val="none" w:sz="0" w:space="0" w:color="000000"/>
-              <w:right w:val="none" w:sz="0" w:space="0" w:color="000000"/>
-            </w:tcBorders>
-            <w:shd w:val="clear" w:color="auto" w:fill="FFFFFF"/>
-            <w:tcMar>
-              <w:top w:w="0" w:type="dxa"/>
-              <w:bottom w:w="0" w:type="dxa"/>
-              <w:left w:w="0" w:type="dxa"/>
-              <w:right w:w="0" w:type="dxa"/>
-            </w:tcMar>
-            <w:vAlign w:val="top"/>
-          </w:tcPr>
-          <w:p>
-            <w:pPr>
-              <w:pStyle w:val="Normal"/>
-              <w:jc w:val="center"/>
-              <w:pBdr>
-                <w:bottom w:val="none" w:sz="0" w:space="0" w:color="000000"/>
-                <w:top w:val="none" w:sz="0" w:space="0" w:color="000000"/>
-                <w:left w:val="none" w:sz="0" w:space="0" w:color="000000"/>
-                <w:right w:val="none" w:sz="0" w:space="0" w:color="000000"/>
-              </w:pBdr>
-              <w:spacing w:after="100" w:before="100" w:line="240"/>
-              <w:ind w:left="100" w:right="100" w:firstLine="0" w:firstLineChars="0"/>
-              <w:rPr>
-                <w:rFonts w:ascii="Helvetica" w:hAnsi="Helvetica" w:eastAsia="Helvetica" w:cs="Helvetica"/>
-                <w:i w:val="false"/>
-                <w:b w:val="false"/>
-                <w:u w:val="none"/>
-                <w:sz w:val="22"/>
-                <w:szCs w:val="22"/>
-                <w:color w:val="000000"/>
-              </w:rPr>
-            </w:pPr>
-            <w:r>
-              <w:rPr>
-                <w:rFonts w:ascii="Helvetica" w:hAnsi="Helvetica" w:eastAsia="Helvetica" w:cs="Helvetica"/>
-                <w:i w:val="false"/>
-                <w:b w:val="false"/>
-                <w:u w:val="none"/>
-                <w:sz w:val="22"/>
-                <w:szCs w:val="22"/>
-                <w:color w:val="000000"/>
-              </w:rPr>
-              <w:t xml:space="preserve">-0.56, 0.72</w:t>
-            </w:r>
-          </w:p>
-        </w:tc>
-        <w:tc>
-          <w:tcPr>
-            <w:tcBorders>
-              <w:bottom w:val="none" w:sz="0" w:space="0" w:color="000000"/>
-              <w:top w:val="none" w:sz="0" w:space="0" w:color="000000"/>
-              <w:left w:val="none" w:sz="0" w:space="0" w:color="000000"/>
-              <w:right w:val="none" w:sz="0" w:space="0" w:color="000000"/>
-            </w:tcBorders>
-            <w:shd w:val="clear" w:color="auto" w:fill="FFFFFF"/>
-            <w:tcMar>
-              <w:top w:w="0" w:type="dxa"/>
-              <w:bottom w:w="0" w:type="dxa"/>
-              <w:left w:w="0" w:type="dxa"/>
-              <w:right w:w="0" w:type="dxa"/>
-            </w:tcMar>
-            <w:vAlign w:val="top"/>
-          </w:tcPr>
-          <w:p>
-            <w:pPr>
-              <w:pStyle w:val="Normal"/>
-              <w:jc w:val="center"/>
-              <w:pBdr>
-                <w:bottom w:val="none" w:sz="0" w:space="0" w:color="000000"/>
-                <w:top w:val="none" w:sz="0" w:space="0" w:color="000000"/>
-                <w:left w:val="none" w:sz="0" w:space="0" w:color="000000"/>
-                <w:right w:val="none" w:sz="0" w:space="0" w:color="000000"/>
-              </w:pBdr>
-              <w:spacing w:after="100" w:before="100" w:line="240"/>
-              <w:ind w:left="100" w:right="100" w:firstLine="0" w:firstLineChars="0"/>
-              <w:rPr>
-                <w:rFonts w:ascii="Helvetica" w:hAnsi="Helvetica" w:eastAsia="Helvetica" w:cs="Helvetica"/>
-                <w:i w:val="false"/>
-                <w:b w:val="false"/>
-                <w:u w:val="none"/>
-                <w:sz w:val="22"/>
-                <w:szCs w:val="22"/>
-                <w:color w:val="000000"/>
-              </w:rPr>
-            </w:pPr>
-            <w:r>
-              <w:rPr>
-                <w:rFonts w:ascii="Helvetica" w:hAnsi="Helvetica" w:eastAsia="Helvetica" w:cs="Helvetica"/>
-                <w:i w:val="false"/>
-                <w:b w:val="false"/>
-                <w:u w:val="none"/>
-                <w:sz w:val="22"/>
-                <w:szCs w:val="22"/>
-                <w:color w:val="000000"/>
-              </w:rPr>
-              <w:t xml:space="preserve">0.810</w:t>
+              <w:t xml:space="preserve">-0.58</w:t>
+            </w:r>
+          </w:p>
+        </w:tc>
+        <w:tc>
+          <w:tcPr>
+            <w:tcBorders>
+              <w:bottom w:val="none" w:sz="0" w:space="0" w:color="000000"/>
+              <w:top w:val="none" w:sz="0" w:space="0" w:color="000000"/>
+              <w:left w:val="none" w:sz="0" w:space="0" w:color="000000"/>
+              <w:right w:val="none" w:sz="0" w:space="0" w:color="000000"/>
+            </w:tcBorders>
+            <w:shd w:val="clear" w:color="auto" w:fill="FFFFFF"/>
+            <w:tcMar>
+              <w:top w:w="0" w:type="dxa"/>
+              <w:bottom w:w="0" w:type="dxa"/>
+              <w:left w:w="0" w:type="dxa"/>
+              <w:right w:w="0" w:type="dxa"/>
+            </w:tcMar>
+            <w:vAlign w:val="top"/>
+          </w:tcPr>
+          <w:p>
+            <w:pPr>
+              <w:pStyle w:val="Normal"/>
+              <w:jc w:val="center"/>
+              <w:pBdr>
+                <w:bottom w:val="none" w:sz="0" w:space="0" w:color="000000"/>
+                <w:top w:val="none" w:sz="0" w:space="0" w:color="000000"/>
+                <w:left w:val="none" w:sz="0" w:space="0" w:color="000000"/>
+                <w:right w:val="none" w:sz="0" w:space="0" w:color="000000"/>
+              </w:pBdr>
+              <w:spacing w:after="100" w:before="100" w:line="240"/>
+              <w:ind w:left="100" w:right="100" w:firstLine="0" w:firstLineChars="0"/>
+              <w:rPr>
+                <w:rFonts w:ascii="Helvetica" w:hAnsi="Helvetica" w:eastAsia="Helvetica" w:cs="Helvetica"/>
+                <w:i w:val="false"/>
+                <w:b w:val="false"/>
+                <w:u w:val="none"/>
+                <w:sz w:val="22"/>
+                <w:szCs w:val="22"/>
+                <w:color w:val="000000"/>
+              </w:rPr>
+            </w:pPr>
+            <w:r>
+              <w:rPr>
+                <w:rFonts w:ascii="Helvetica" w:hAnsi="Helvetica" w:eastAsia="Helvetica" w:cs="Helvetica"/>
+                <w:i w:val="false"/>
+                <w:b w:val="false"/>
+                <w:u w:val="none"/>
+                <w:sz w:val="22"/>
+                <w:szCs w:val="22"/>
+                <w:color w:val="000000"/>
+              </w:rPr>
+              <w:t xml:space="preserve">-1.1, -0.03</w:t>
+            </w:r>
+          </w:p>
+        </w:tc>
+        <w:tc>
+          <w:tcPr>
+            <w:tcBorders>
+              <w:bottom w:val="none" w:sz="0" w:space="0" w:color="000000"/>
+              <w:top w:val="none" w:sz="0" w:space="0" w:color="000000"/>
+              <w:left w:val="none" w:sz="0" w:space="0" w:color="000000"/>
+              <w:right w:val="none" w:sz="0" w:space="0" w:color="000000"/>
+            </w:tcBorders>
+            <w:shd w:val="clear" w:color="auto" w:fill="FFFFFF"/>
+            <w:tcMar>
+              <w:top w:w="0" w:type="dxa"/>
+              <w:bottom w:w="0" w:type="dxa"/>
+              <w:left w:w="0" w:type="dxa"/>
+              <w:right w:w="0" w:type="dxa"/>
+            </w:tcMar>
+            <w:vAlign w:val="top"/>
+          </w:tcPr>
+          <w:p>
+            <w:pPr>
+              <w:pStyle w:val="Normal"/>
+              <w:jc w:val="center"/>
+              <w:pBdr>
+                <w:bottom w:val="none" w:sz="0" w:space="0" w:color="000000"/>
+                <w:top w:val="none" w:sz="0" w:space="0" w:color="000000"/>
+                <w:left w:val="none" w:sz="0" w:space="0" w:color="000000"/>
+                <w:right w:val="none" w:sz="0" w:space="0" w:color="000000"/>
+              </w:pBdr>
+              <w:spacing w:after="100" w:before="100" w:line="240"/>
+              <w:ind w:left="100" w:right="100" w:firstLine="0" w:firstLineChars="0"/>
+              <w:rPr>
+                <w:rFonts w:ascii="Helvetica" w:hAnsi="Helvetica" w:eastAsia="Helvetica" w:cs="Helvetica"/>
+                <w:i w:val="false"/>
+                <w:b w:val="false"/>
+                <w:u w:val="none"/>
+                <w:sz w:val="22"/>
+                <w:szCs w:val="22"/>
+                <w:color w:val="000000"/>
+              </w:rPr>
+            </w:pPr>
+            <w:r>
+              <w:rPr>
+                <w:rFonts w:ascii="Helvetica" w:hAnsi="Helvetica" w:eastAsia="Helvetica" w:cs="Helvetica"/>
+                <w:i w:val="false"/>
+                <w:b w:val="false"/>
+                <w:u w:val="none"/>
+                <w:sz w:val="22"/>
+                <w:szCs w:val="22"/>
+                <w:color w:val="000000"/>
+              </w:rPr>
+              <w:t xml:space="preserve">0.038</w:t>
             </w:r>
           </w:p>
         </w:tc>
@@ -13635,113 +13635,113 @@
                 <w:szCs w:val="22"/>
                 <w:color w:val="000000"/>
               </w:rPr>
-              <w:t xml:space="preserve">12</w:t>
-            </w:r>
-          </w:p>
-        </w:tc>
-        <w:tc>
-          <w:tcPr>
-            <w:tcBorders>
-              <w:bottom w:val="none" w:sz="0" w:space="0" w:color="000000"/>
-              <w:top w:val="none" w:sz="0" w:space="0" w:color="000000"/>
-              <w:left w:val="none" w:sz="0" w:space="0" w:color="000000"/>
-              <w:right w:val="none" w:sz="0" w:space="0" w:color="000000"/>
-            </w:tcBorders>
-            <w:shd w:val="clear" w:color="auto" w:fill="FFFFFF"/>
-            <w:tcMar>
-              <w:top w:w="0" w:type="dxa"/>
-              <w:bottom w:w="0" w:type="dxa"/>
-              <w:left w:w="0" w:type="dxa"/>
-              <w:right w:w="0" w:type="dxa"/>
-            </w:tcMar>
-            <w:vAlign w:val="top"/>
-          </w:tcPr>
-          <w:p>
-            <w:pPr>
-              <w:pStyle w:val="Normal"/>
-              <w:jc w:val="center"/>
-              <w:pBdr>
-                <w:bottom w:val="none" w:sz="0" w:space="0" w:color="000000"/>
-                <w:top w:val="none" w:sz="0" w:space="0" w:color="000000"/>
-                <w:left w:val="none" w:sz="0" w:space="0" w:color="000000"/>
-                <w:right w:val="none" w:sz="0" w:space="0" w:color="000000"/>
-              </w:pBdr>
-              <w:spacing w:after="100" w:before="100" w:line="240"/>
-              <w:ind w:left="100" w:right="100" w:firstLine="0" w:firstLineChars="0"/>
-              <w:rPr>
-                <w:rFonts w:ascii="Helvetica" w:hAnsi="Helvetica" w:eastAsia="Helvetica" w:cs="Helvetica"/>
-                <w:i w:val="false"/>
-                <w:b w:val="false"/>
-                <w:u w:val="none"/>
-                <w:sz w:val="22"/>
-                <w:szCs w:val="22"/>
-                <w:color w:val="000000"/>
-              </w:rPr>
-            </w:pPr>
-            <w:r>
-              <w:rPr>
-                <w:rFonts w:ascii="Helvetica" w:hAnsi="Helvetica" w:eastAsia="Helvetica" w:cs="Helvetica"/>
-                <w:i w:val="false"/>
-                <w:b w:val="false"/>
-                <w:u w:val="none"/>
-                <w:sz w:val="22"/>
-                <w:szCs w:val="22"/>
-                <w:color w:val="000000"/>
-              </w:rPr>
-              <w:t xml:space="preserve">2.5, 22</w:t>
-            </w:r>
-          </w:p>
-        </w:tc>
-        <w:tc>
-          <w:tcPr>
-            <w:tcBorders>
-              <w:bottom w:val="none" w:sz="0" w:space="0" w:color="000000"/>
-              <w:top w:val="none" w:sz="0" w:space="0" w:color="000000"/>
-              <w:left w:val="none" w:sz="0" w:space="0" w:color="000000"/>
-              <w:right w:val="none" w:sz="0" w:space="0" w:color="000000"/>
-            </w:tcBorders>
-            <w:shd w:val="clear" w:color="auto" w:fill="FFFFFF"/>
-            <w:tcMar>
-              <w:top w:w="0" w:type="dxa"/>
-              <w:bottom w:w="0" w:type="dxa"/>
-              <w:left w:w="0" w:type="dxa"/>
-              <w:right w:w="0" w:type="dxa"/>
-            </w:tcMar>
-            <w:vAlign w:val="top"/>
-          </w:tcPr>
-          <w:p>
-            <w:pPr>
-              <w:pStyle w:val="Normal"/>
-              <w:jc w:val="center"/>
-              <w:pBdr>
-                <w:bottom w:val="none" w:sz="0" w:space="0" w:color="000000"/>
-                <w:top w:val="none" w:sz="0" w:space="0" w:color="000000"/>
-                <w:left w:val="none" w:sz="0" w:space="0" w:color="000000"/>
-                <w:right w:val="none" w:sz="0" w:space="0" w:color="000000"/>
-              </w:pBdr>
-              <w:spacing w:after="100" w:before="100" w:line="240"/>
-              <w:ind w:left="100" w:right="100" w:firstLine="0" w:firstLineChars="0"/>
-              <w:rPr>
-                <w:rFonts w:ascii="Helvetica" w:hAnsi="Helvetica" w:eastAsia="Helvetica" w:cs="Helvetica"/>
-                <w:i w:val="false"/>
-                <w:b w:val="false"/>
-                <w:u w:val="none"/>
-                <w:sz w:val="22"/>
-                <w:szCs w:val="22"/>
-                <w:color w:val="000000"/>
-              </w:rPr>
-            </w:pPr>
-            <w:r>
-              <w:rPr>
-                <w:rFonts w:ascii="Helvetica" w:hAnsi="Helvetica" w:eastAsia="Helvetica" w:cs="Helvetica"/>
-                <w:i w:val="false"/>
-                <w:b w:val="false"/>
-                <w:u w:val="none"/>
-                <w:sz w:val="22"/>
-                <w:szCs w:val="22"/>
-                <w:color w:val="000000"/>
-              </w:rPr>
-              <w:t xml:space="preserve">0.015</w:t>
+              <w:t xml:space="preserve">13</w:t>
+            </w:r>
+          </w:p>
+        </w:tc>
+        <w:tc>
+          <w:tcPr>
+            <w:tcBorders>
+              <w:bottom w:val="none" w:sz="0" w:space="0" w:color="000000"/>
+              <w:top w:val="none" w:sz="0" w:space="0" w:color="000000"/>
+              <w:left w:val="none" w:sz="0" w:space="0" w:color="000000"/>
+              <w:right w:val="none" w:sz="0" w:space="0" w:color="000000"/>
+            </w:tcBorders>
+            <w:shd w:val="clear" w:color="auto" w:fill="FFFFFF"/>
+            <w:tcMar>
+              <w:top w:w="0" w:type="dxa"/>
+              <w:bottom w:w="0" w:type="dxa"/>
+              <w:left w:w="0" w:type="dxa"/>
+              <w:right w:w="0" w:type="dxa"/>
+            </w:tcMar>
+            <w:vAlign w:val="top"/>
+          </w:tcPr>
+          <w:p>
+            <w:pPr>
+              <w:pStyle w:val="Normal"/>
+              <w:jc w:val="center"/>
+              <w:pBdr>
+                <w:bottom w:val="none" w:sz="0" w:space="0" w:color="000000"/>
+                <w:top w:val="none" w:sz="0" w:space="0" w:color="000000"/>
+                <w:left w:val="none" w:sz="0" w:space="0" w:color="000000"/>
+                <w:right w:val="none" w:sz="0" w:space="0" w:color="000000"/>
+              </w:pBdr>
+              <w:spacing w:after="100" w:before="100" w:line="240"/>
+              <w:ind w:left="100" w:right="100" w:firstLine="0" w:firstLineChars="0"/>
+              <w:rPr>
+                <w:rFonts w:ascii="Helvetica" w:hAnsi="Helvetica" w:eastAsia="Helvetica" w:cs="Helvetica"/>
+                <w:i w:val="false"/>
+                <w:b w:val="false"/>
+                <w:u w:val="none"/>
+                <w:sz w:val="22"/>
+                <w:szCs w:val="22"/>
+                <w:color w:val="000000"/>
+              </w:rPr>
+            </w:pPr>
+            <w:r>
+              <w:rPr>
+                <w:rFonts w:ascii="Helvetica" w:hAnsi="Helvetica" w:eastAsia="Helvetica" w:cs="Helvetica"/>
+                <w:i w:val="false"/>
+                <w:b w:val="false"/>
+                <w:u w:val="none"/>
+                <w:sz w:val="22"/>
+                <w:szCs w:val="22"/>
+                <w:color w:val="000000"/>
+              </w:rPr>
+              <w:t xml:space="preserve">3.0, 23</w:t>
+            </w:r>
+          </w:p>
+        </w:tc>
+        <w:tc>
+          <w:tcPr>
+            <w:tcBorders>
+              <w:bottom w:val="none" w:sz="0" w:space="0" w:color="000000"/>
+              <w:top w:val="none" w:sz="0" w:space="0" w:color="000000"/>
+              <w:left w:val="none" w:sz="0" w:space="0" w:color="000000"/>
+              <w:right w:val="none" w:sz="0" w:space="0" w:color="000000"/>
+            </w:tcBorders>
+            <w:shd w:val="clear" w:color="auto" w:fill="FFFFFF"/>
+            <w:tcMar>
+              <w:top w:w="0" w:type="dxa"/>
+              <w:bottom w:w="0" w:type="dxa"/>
+              <w:left w:w="0" w:type="dxa"/>
+              <w:right w:w="0" w:type="dxa"/>
+            </w:tcMar>
+            <w:vAlign w:val="top"/>
+          </w:tcPr>
+          <w:p>
+            <w:pPr>
+              <w:pStyle w:val="Normal"/>
+              <w:jc w:val="center"/>
+              <w:pBdr>
+                <w:bottom w:val="none" w:sz="0" w:space="0" w:color="000000"/>
+                <w:top w:val="none" w:sz="0" w:space="0" w:color="000000"/>
+                <w:left w:val="none" w:sz="0" w:space="0" w:color="000000"/>
+                <w:right w:val="none" w:sz="0" w:space="0" w:color="000000"/>
+              </w:pBdr>
+              <w:spacing w:after="100" w:before="100" w:line="240"/>
+              <w:ind w:left="100" w:right="100" w:firstLine="0" w:firstLineChars="0"/>
+              <w:rPr>
+                <w:rFonts w:ascii="Helvetica" w:hAnsi="Helvetica" w:eastAsia="Helvetica" w:cs="Helvetica"/>
+                <w:i w:val="false"/>
+                <w:b w:val="false"/>
+                <w:u w:val="none"/>
+                <w:sz w:val="22"/>
+                <w:szCs w:val="22"/>
+                <w:color w:val="000000"/>
+              </w:rPr>
+            </w:pPr>
+            <w:r>
+              <w:rPr>
+                <w:rFonts w:ascii="Helvetica" w:hAnsi="Helvetica" w:eastAsia="Helvetica" w:cs="Helvetica"/>
+                <w:i w:val="false"/>
+                <w:b w:val="false"/>
+                <w:u w:val="none"/>
+                <w:sz w:val="22"/>
+                <w:szCs w:val="22"/>
+                <w:color w:val="000000"/>
+              </w:rPr>
+              <w:t xml:space="preserve">0.012</w:t>
             </w:r>
           </w:p>
         </w:tc>
@@ -14118,120 +14118,120 @@
                 <w:szCs w:val="22"/>
                 <w:color w:val="000000"/>
               </w:rPr>
-              <w:t xml:space="preserve">-1.3</w:t>
-            </w:r>
-          </w:p>
-        </w:tc>
-        <w:tc>
-          <w:tcPr>
-            <w:tcBorders>
-              <w:bottom w:val="none" w:sz="0" w:space="0" w:color="000000"/>
-              <w:top w:val="none" w:sz="0" w:space="0" w:color="000000"/>
-              <w:left w:val="none" w:sz="0" w:space="0" w:color="000000"/>
-              <w:right w:val="none" w:sz="0" w:space="0" w:color="000000"/>
-            </w:tcBorders>
-            <w:shd w:val="clear" w:color="auto" w:fill="FFFFFF"/>
-            <w:tcMar>
-              <w:top w:w="0" w:type="dxa"/>
-              <w:bottom w:w="0" w:type="dxa"/>
-              <w:left w:w="0" w:type="dxa"/>
-              <w:right w:w="0" w:type="dxa"/>
-            </w:tcMar>
-            <w:vAlign w:val="top"/>
-          </w:tcPr>
-          <w:p>
-            <w:pPr>
-              <w:pStyle w:val="Normal"/>
-              <w:jc w:val="center"/>
-              <w:pBdr>
-                <w:bottom w:val="none" w:sz="0" w:space="0" w:color="000000"/>
-                <w:top w:val="none" w:sz="0" w:space="0" w:color="000000"/>
-                <w:left w:val="none" w:sz="0" w:space="0" w:color="000000"/>
-                <w:right w:val="none" w:sz="0" w:space="0" w:color="000000"/>
-              </w:pBdr>
-              <w:spacing w:after="100" w:before="100" w:line="240"/>
-              <w:ind w:left="100" w:right="100" w:firstLine="0" w:firstLineChars="0"/>
-              <w:rPr>
-                <w:rFonts w:ascii="Helvetica" w:hAnsi="Helvetica" w:eastAsia="Helvetica" w:cs="Helvetica"/>
-                <w:i w:val="false"/>
-                <w:b w:val="false"/>
-                <w:u w:val="none"/>
-                <w:sz w:val="22"/>
-                <w:szCs w:val="22"/>
-                <w:color w:val="000000"/>
-              </w:rPr>
-            </w:pPr>
-            <w:r>
-              <w:rPr>
-                <w:rFonts w:ascii="Helvetica" w:hAnsi="Helvetica" w:eastAsia="Helvetica" w:cs="Helvetica"/>
-                <w:i w:val="false"/>
-                <w:b w:val="false"/>
-                <w:u w:val="none"/>
-                <w:sz w:val="22"/>
-                <w:szCs w:val="22"/>
-                <w:color w:val="000000"/>
-              </w:rPr>
-              <w:t xml:space="preserve">-10, 7.5</w:t>
-            </w:r>
-          </w:p>
-        </w:tc>
-        <w:tc>
-          <w:tcPr>
-            <w:tcBorders>
-              <w:bottom w:val="none" w:sz="0" w:space="0" w:color="000000"/>
-              <w:top w:val="none" w:sz="0" w:space="0" w:color="000000"/>
-              <w:left w:val="none" w:sz="0" w:space="0" w:color="000000"/>
-              <w:right w:val="none" w:sz="0" w:space="0" w:color="000000"/>
-            </w:tcBorders>
-            <w:shd w:val="clear" w:color="auto" w:fill="FFFFFF"/>
-            <w:tcMar>
-              <w:top w:w="0" w:type="dxa"/>
-              <w:bottom w:w="0" w:type="dxa"/>
-              <w:left w:w="0" w:type="dxa"/>
-              <w:right w:w="0" w:type="dxa"/>
-            </w:tcMar>
-            <w:vAlign w:val="top"/>
-          </w:tcPr>
-          <w:p>
-            <w:pPr>
-              <w:pStyle w:val="Normal"/>
-              <w:jc w:val="center"/>
-              <w:pBdr>
-                <w:bottom w:val="none" w:sz="0" w:space="0" w:color="000000"/>
-                <w:top w:val="none" w:sz="0" w:space="0" w:color="000000"/>
-                <w:left w:val="none" w:sz="0" w:space="0" w:color="000000"/>
-                <w:right w:val="none" w:sz="0" w:space="0" w:color="000000"/>
-              </w:pBdr>
-              <w:spacing w:after="100" w:before="100" w:line="240"/>
-              <w:ind w:left="100" w:right="100" w:firstLine="0" w:firstLineChars="0"/>
-              <w:rPr>
-                <w:rFonts w:ascii="Helvetica" w:hAnsi="Helvetica" w:eastAsia="Helvetica" w:cs="Helvetica"/>
-                <w:i w:val="false"/>
-                <w:b w:val="false"/>
-                <w:u w:val="none"/>
-                <w:sz w:val="22"/>
-                <w:szCs w:val="22"/>
-                <w:color w:val="000000"/>
-              </w:rPr>
-            </w:pPr>
-            <w:r>
-              <w:rPr>
-                <w:rFonts w:ascii="Helvetica" w:hAnsi="Helvetica" w:eastAsia="Helvetica" w:cs="Helvetica"/>
-                <w:i w:val="false"/>
-                <w:b w:val="false"/>
-                <w:u w:val="none"/>
-                <w:sz w:val="22"/>
-                <w:szCs w:val="22"/>
-                <w:color w:val="000000"/>
-              </w:rPr>
-              <w:t xml:space="preserve">0.771</w:t>
+              <w:t xml:space="preserve">0.00</w:t>
+            </w:r>
+          </w:p>
+        </w:tc>
+        <w:tc>
+          <w:tcPr>
+            <w:tcBorders>
+              <w:bottom w:val="none" w:sz="0" w:space="0" w:color="000000"/>
+              <w:top w:val="none" w:sz="0" w:space="0" w:color="000000"/>
+              <w:left w:val="none" w:sz="0" w:space="0" w:color="000000"/>
+              <w:right w:val="none" w:sz="0" w:space="0" w:color="000000"/>
+            </w:tcBorders>
+            <w:shd w:val="clear" w:color="auto" w:fill="FFFFFF"/>
+            <w:tcMar>
+              <w:top w:w="0" w:type="dxa"/>
+              <w:bottom w:w="0" w:type="dxa"/>
+              <w:left w:w="0" w:type="dxa"/>
+              <w:right w:w="0" w:type="dxa"/>
+            </w:tcMar>
+            <w:vAlign w:val="top"/>
+          </w:tcPr>
+          <w:p>
+            <w:pPr>
+              <w:pStyle w:val="Normal"/>
+              <w:jc w:val="center"/>
+              <w:pBdr>
+                <w:bottom w:val="none" w:sz="0" w:space="0" w:color="000000"/>
+                <w:top w:val="none" w:sz="0" w:space="0" w:color="000000"/>
+                <w:left w:val="none" w:sz="0" w:space="0" w:color="000000"/>
+                <w:right w:val="none" w:sz="0" w:space="0" w:color="000000"/>
+              </w:pBdr>
+              <w:spacing w:after="100" w:before="100" w:line="240"/>
+              <w:ind w:left="100" w:right="100" w:firstLine="0" w:firstLineChars="0"/>
+              <w:rPr>
+                <w:rFonts w:ascii="Helvetica" w:hAnsi="Helvetica" w:eastAsia="Helvetica" w:cs="Helvetica"/>
+                <w:i w:val="false"/>
+                <w:b w:val="false"/>
+                <w:u w:val="none"/>
+                <w:sz w:val="22"/>
+                <w:szCs w:val="22"/>
+                <w:color w:val="000000"/>
+              </w:rPr>
+            </w:pPr>
+            <w:r>
+              <w:rPr>
+                <w:rFonts w:ascii="Helvetica" w:hAnsi="Helvetica" w:eastAsia="Helvetica" w:cs="Helvetica"/>
+                <w:i w:val="false"/>
+                <w:b w:val="false"/>
+                <w:u w:val="none"/>
+                <w:sz w:val="22"/>
+                <w:szCs w:val="22"/>
+                <w:color w:val="000000"/>
+              </w:rPr>
+              <w:t xml:space="preserve">-8.8, 8.8</w:t>
+            </w:r>
+          </w:p>
+        </w:tc>
+        <w:tc>
+          <w:tcPr>
+            <w:tcBorders>
+              <w:bottom w:val="none" w:sz="0" w:space="0" w:color="000000"/>
+              <w:top w:val="none" w:sz="0" w:space="0" w:color="000000"/>
+              <w:left w:val="none" w:sz="0" w:space="0" w:color="000000"/>
+              <w:right w:val="none" w:sz="0" w:space="0" w:color="000000"/>
+            </w:tcBorders>
+            <w:shd w:val="clear" w:color="auto" w:fill="FFFFFF"/>
+            <w:tcMar>
+              <w:top w:w="0" w:type="dxa"/>
+              <w:bottom w:w="0" w:type="dxa"/>
+              <w:left w:w="0" w:type="dxa"/>
+              <w:right w:w="0" w:type="dxa"/>
+            </w:tcMar>
+            <w:vAlign w:val="top"/>
+          </w:tcPr>
+          <w:p>
+            <w:pPr>
+              <w:pStyle w:val="Normal"/>
+              <w:jc w:val="center"/>
+              <w:pBdr>
+                <w:bottom w:val="none" w:sz="0" w:space="0" w:color="000000"/>
+                <w:top w:val="none" w:sz="0" w:space="0" w:color="000000"/>
+                <w:left w:val="none" w:sz="0" w:space="0" w:color="000000"/>
+                <w:right w:val="none" w:sz="0" w:space="0" w:color="000000"/>
+              </w:pBdr>
+              <w:spacing w:after="100" w:before="100" w:line="240"/>
+              <w:ind w:left="100" w:right="100" w:firstLine="0" w:firstLineChars="0"/>
+              <w:rPr>
+                <w:rFonts w:ascii="Helvetica" w:hAnsi="Helvetica" w:eastAsia="Helvetica" w:cs="Helvetica"/>
+                <w:i w:val="false"/>
+                <w:b w:val="false"/>
+                <w:u w:val="none"/>
+                <w:sz w:val="22"/>
+                <w:szCs w:val="22"/>
+                <w:color w:val="000000"/>
+              </w:rPr>
+            </w:pPr>
+            <w:r>
+              <w:rPr>
+                <w:rFonts w:ascii="Helvetica" w:hAnsi="Helvetica" w:eastAsia="Helvetica" w:cs="Helvetica"/>
+                <w:i w:val="false"/>
+                <w:b w:val="false"/>
+                <w:u w:val="none"/>
+                <w:sz w:val="22"/>
+                <w:szCs w:val="22"/>
+                <w:color w:val="000000"/>
+              </w:rPr>
+              <w:t xml:space="preserve">&gt;0.999</w:t>
             </w:r>
           </w:p>
         </w:tc>
       </w:tr>
       <w:tr>
         <w:trPr>
-          <w:trHeight w:val="598" w:hRule="auto"/>
+          <w:trHeight w:val="619" w:hRule="auto"/>
         </w:trPr>
         body29
         <w:tc>
@@ -14283,7 +14283,7 @@
                 <w:szCs w:val="22"/>
                 <w:color w:val="000000"/>
               </w:rPr>
-              <w:t xml:space="preserve">cockcroft</w:t>
+              <w:t xml:space="preserve">ckd_epi_gfr_cre_cys</w:t>
             </w:r>
           </w:p>
         </w:tc>
@@ -14389,7 +14389,7 @@
                 <w:szCs w:val="22"/>
                 <w:color w:val="000000"/>
               </w:rPr>
-              <w:t xml:space="preserve">-0.14</w:t>
+              <w:t xml:space="preserve">-0.12</w:t>
             </w:r>
           </w:p>
         </w:tc>
@@ -14442,7 +14442,7 @@
                 <w:szCs w:val="22"/>
                 <w:color w:val="000000"/>
               </w:rPr>
-              <w:t xml:space="preserve">-0.23, -0.05</w:t>
+              <w:t xml:space="preserve">-0.27, 0.03</w:t>
             </w:r>
           </w:p>
         </w:tc>
@@ -14495,7 +14495,7 @@
                 <w:szCs w:val="22"/>
                 <w:color w:val="000000"/>
               </w:rPr>
-              <w:t xml:space="preserve">0.004</w:t>
+              <w:t xml:space="preserve">0.121</w:t>
             </w:r>
           </w:p>
         </w:tc>
@@ -14601,7 +14601,7 @@
                 <w:szCs w:val="22"/>
                 <w:color w:val="000000"/>
               </w:rPr>
-              <w:t xml:space="preserve">-0.19</w:t>
+              <w:t xml:space="preserve">-0.24</w:t>
             </w:r>
           </w:p>
         </w:tc>
@@ -14654,7 +14654,7 @@
                 <w:szCs w:val="22"/>
                 <w:color w:val="000000"/>
               </w:rPr>
-              <w:t xml:space="preserve">-0.35, -0.03</w:t>
+              <w:t xml:space="preserve">-0.47, 0.00</w:t>
             </w:r>
           </w:p>
         </w:tc>
@@ -14707,7 +14707,7 @@
                 <w:szCs w:val="22"/>
                 <w:color w:val="000000"/>
               </w:rPr>
-              <w:t xml:space="preserve">0.019</w:t>
+              <w:t xml:space="preserve">0.046</w:t>
             </w:r>
           </w:p>
         </w:tc>
